--- a/tests/corpus_v2/docs/cx_lease_0012.docx
+++ b/tests/corpus_v2/docs/cx_lease_0012.docx
@@ -21,19 +21,25 @@
         <w:rPr>
           <w:b/>
         </w:rPr>
-        <w:t xml:space="preserve">№ 88/2023-С</w:t>
-      </w:r>
-    </w:p>
-    <w:p/>
-    <w:p>
-      <w:r>
-        <w:t xml:space="preserve">г. Сергиев Посад</w:t>
+        <w:t xml:space="preserve">№ </w:t>
+      </w:r>
+      <w:r>
+        <w:rPr>
+          <w:b/>
+        </w:rPr>
+        <w:t xml:space="preserve">44Ф-18882/20-933Д</w:t>
+      </w:r>
+    </w:p>
+    <w:p/>
+    <w:p>
+      <w:r>
+        <w:t xml:space="preserve">г. Ростов-на-Дону</w:t>
       </w:r>
       <w:r>
         <w:t xml:space="preserve">     </w:t>
       </w:r>
       <w:r>
-        <w:t xml:space="preserve">«15» января 2024 г.</w:t>
+        <w:t xml:space="preserve">01.08.2023</w:t>
       </w:r>
     </w:p>
     <w:p/>
@@ -72,10 +78,10 @@
         <w:t xml:space="preserve">, именуемый в дальнейшем «Арендатор», действующий на основании свидетельства о государственной регистрации</w:t>
       </w:r>
       <w:r>
-        <w:t xml:space="preserve">, с другой стороны, совместно именуемые «Стороны», заключили настоящий </w:t>
-      </w:r>
-      <w:r>
-        <w:t xml:space="preserve">Договор № 12/2025-П</w:t>
+        <w:t xml:space="preserve">, с другой стороны, совместно именуемые «Стороны», заключили настоящий Договор № </w:t>
+      </w:r>
+      <w:r>
+        <w:t xml:space="preserve">90/12</w:t>
       </w:r>
       <w:r>
         <w:t xml:space="preserve"> (далее — Договор) о нижеследующем:</w:t>
@@ -106,7 +112,7 @@
         <w:t xml:space="preserve">Срок передачи помещения по акту приёма-передачи — </w:t>
       </w:r>
       <w:r>
-        <w:t xml:space="preserve">45 дней с момента заключения контракта</w:t>
+        <w:t xml:space="preserve">в течение 7 календарных дней со дня предъявления требования</w:t>
       </w:r>
       <w:r>
         <w:t xml:space="preserve">.</w:t>
@@ -120,7 +126,13 @@
         <w:t xml:space="preserve">Арендная плата за месяц: </w:t>
       </w:r>
       <w:r>
-        <w:t xml:space="preserve">7 000 (Семь тысяч) рублей 00 копеек</w:t>
+        <w:t xml:space="preserve">не более 289 000 (Двухсот восьмидесяти девяти тысяч) рублей 5 коп.</w:t>
+      </w:r>
+      <w:r>
+        <w:t xml:space="preserve">, </w:t>
+      </w:r>
+      <w:r>
+        <w:t xml:space="preserve">Без НДС</w:t>
       </w:r>
       <w:r>
         <w:t xml:space="preserve">. Плата вносится ежемесячно не позднее 10-го числа текущего месяца.</w:t>
@@ -148,7 +160,10 @@
         <w:t xml:space="preserve">2.1. Общая цена Договора: </w:t>
       </w:r>
       <w:r>
-        <w:t xml:space="preserve">550 191,74 (пятьсот пятьдесят тысяч сто девяносто один рубль семьдесят четыре копейки)</w:t>
+        <w:t xml:space="preserve">Четыре миллиона девятьсот тысяч рублей 50 копеек</w:t>
+      </w:r>
+      <w:r>
+        <w:t xml:space="preserve">, НДС не облагается</w:t>
       </w:r>
       <w:r>
         <w:t xml:space="preserve">.</w:t>
@@ -159,7 +174,13 @@
         <w:t xml:space="preserve">2.2. Налог: </w:t>
       </w:r>
       <w:r>
-        <w:t xml:space="preserve">21% годовых</w:t>
+        <w:t xml:space="preserve">1/130 ключевой ставки ЦБ РФ от общей суммы счета</w:t>
+      </w:r>
+      <w:r>
+        <w:t xml:space="preserve">, но не более </w:t>
+      </w:r>
+      <w:r>
+        <w:t xml:space="preserve">20 (двадцать) процентов от цены Договора</w:t>
       </w:r>
       <w:r>
         <w:t xml:space="preserve">.</w:t>
@@ -170,7 +191,7 @@
         <w:t xml:space="preserve">2.3. Срок оплаты — </w:t>
       </w:r>
       <w:r>
-        <w:t xml:space="preserve">30 рабочих дней с момента поступления денежных средств на расчетный счет</w:t>
+        <w:t xml:space="preserve">не позднее 18.07.2026</w:t>
       </w:r>
       <w:r>
         <w:t xml:space="preserve">.</w:t>
@@ -190,7 +211,7 @@
         <w:t xml:space="preserve">, артикул </w:t>
       </w:r>
       <w:r>
-        <w:t xml:space="preserve">RM-7735-50</w:t>
+        <w:t xml:space="preserve">RM-9636-81</w:t>
       </w:r>
       <w:r>
         <w:t xml:space="preserve">, код </w:t>
@@ -250,7 +271,13 @@
         <w:t xml:space="preserve">. Цена — </w:t>
       </w:r>
       <w:r>
-        <w:t xml:space="preserve">не более 10 000 000 (Десяти миллионов) рублей</w:t>
+        <w:t xml:space="preserve">819 000 (Восемьсот девятнадцать тысяч) руб. 00 копеек</w:t>
+      </w:r>
+      <w:r>
+        <w:t xml:space="preserve">, в т.ч. НДС </w:t>
+      </w:r>
+      <w:r>
+        <w:t xml:space="preserve">18%</w:t>
       </w:r>
       <w:r>
         <w:t xml:space="preserve">.</w:t>
@@ -270,7 +297,7 @@
         <w:t xml:space="preserve">3.1. Место исполнения обязательств: </w:t>
       </w:r>
       <w:r>
-        <w:t xml:space="preserve">420111, г. Казань, пер. Гагарина, д. 41, кв. 115</w:t>
+        <w:t xml:space="preserve">170100, г. Тверь, наб. Садовая, д. 41, кв. 115</w:t>
       </w:r>
       <w:r>
         <w:t xml:space="preserve">.</w:t>
@@ -298,7 +325,7 @@
         <w:t xml:space="preserve">3.3. Срок исполнения обязательств — </w:t>
       </w:r>
       <w:r>
-        <w:t xml:space="preserve">5 рабочих дней</w:t>
+        <w:t xml:space="preserve">в течение семи дней с момента выставления счета</w:t>
       </w:r>
       <w:r>
         <w:t xml:space="preserve">.</w:t>
@@ -329,13 +356,19 @@
         <w:t xml:space="preserve">Размер неустойки за нарушение сроков оплаты: </w:t>
       </w:r>
       <w:r>
-        <w:t xml:space="preserve">не более 30% от цены договора</w:t>
+        <w:t xml:space="preserve">0,1 % от стоимости неоплаченных работ</w:t>
       </w:r>
       <w:r>
         <w:t xml:space="preserve">. Предельный размер ответственности: </w:t>
       </w:r>
       <w:r>
-        <w:t xml:space="preserve">1/150 ключевой ставки ЦБ РФ</w:t>
+        <w:t xml:space="preserve">15 (пятнадцать) процентов от цены Договора</w:t>
+      </w:r>
+      <w:r>
+        <w:t xml:space="preserve">, но не более </w:t>
+      </w:r>
+      <w:r>
+        <w:t xml:space="preserve">15 (пятнадцать) процентов от цены Договора</w:t>
       </w:r>
       <w:r>
         <w:t xml:space="preserve">.</w:t>
@@ -357,7 +390,7 @@
         <w:t xml:space="preserve">Сторона, для которой создалась невозможность исполнения, обязана уведомить другую Сторону. Срок уведомления — </w:t>
       </w:r>
       <w:r>
-        <w:t xml:space="preserve">не позднее 26.03.2025</w:t>
+        <w:t xml:space="preserve">в течение 3 месяцев со дня предъявления требования</w:t>
       </w:r>
       <w:r>
         <w:t xml:space="preserve">.</w:t>
@@ -371,13 +404,79 @@
         <w:t xml:space="preserve">Все споры и разногласия решаются путём переговоров. Претензионный порядок обязателен, срок ответа на претензию — </w:t>
       </w:r>
       <w:r>
-        <w:t xml:space="preserve">не более 24 месяцев с момента заключения кредитного договора</w:t>
-      </w:r>
-      <w:r>
-        <w:t xml:space="preserve">.</w:t>
-      </w:r>
-    </w:p>
-    <w:p/>
+        <w:t xml:space="preserve">в течение семи рабочих дней с даты подписания Сторонами акта сдачи-приемки оказанных услуг</w:t>
+      </w:r>
+      <w:r>
+        <w:t xml:space="preserve">.</w:t>
+      </w:r>
+    </w:p>
+    <w:p/>
+    <w:p/>
+    <w:p/>
+    <w:p>
+      <w:r>
+        <w:rPr>
+          <w:b/>
+        </w:rPr>
+        <w:t xml:space="preserve">9. КОНТРОЛЬНЫЕ ВЕЛИЧИНЫ</w:t>
+      </w:r>
+    </w:p>
+    <w:p>
+      <w:r>
+        <w:t xml:space="preserve">9.1. Контрольная запись: </w:t>
+      </w:r>
+      <w:r>
+        <w:t xml:space="preserve">6/15</w:t>
+      </w:r>
+      <w:r>
+        <w:t xml:space="preserve">.</w:t>
+      </w:r>
+    </w:p>
+    <w:p>
+      <w:r>
+        <w:t xml:space="preserve">9.2. Контрольная запись: </w:t>
+      </w:r>
+      <w:r>
+        <w:rPr>
+          <w:b/>
+        </w:rPr>
+        <w:t xml:space="preserve">996</w:t>
+      </w:r>
+      <w:r>
+        <w:t xml:space="preserve">0002,3 (девять миллионов девятьсот шестьдесят тысяч два) рубля</w:t>
+      </w:r>
+      <w:r>
+        <w:t xml:space="preserve">.</w:t>
+      </w:r>
+    </w:p>
+    <w:p>
+      <w:r>
+        <w:t xml:space="preserve">9.3. Контрольная запись: </w:t>
+      </w:r>
+      <w:r>
+        <w:rPr>
+          <w:b/>
+        </w:rPr>
+        <w:t xml:space="preserve">1/1</w:t>
+      </w:r>
+      <w:r>
+        <w:t xml:space="preserve">30 ключевой ставки ЦБ РФ годовых</w:t>
+      </w:r>
+      <w:r>
+        <w:t xml:space="preserve">.</w:t>
+      </w:r>
+    </w:p>
+    <w:p>
+      <w:r>
+        <w:t xml:space="preserve">9.4. Контрольная запись: </w:t>
+      </w:r>
+      <w:r>
+        <w:t xml:space="preserve">не п озднее ­12.10.2026</w:t>
+      </w:r>
+      <w:r>
+        <w:t xml:space="preserve">.</w:t>
+      </w:r>
+    </w:p>
     <w:p/>
     <w:p/>
     <w:p>
@@ -402,7 +501,7 @@
         <w:fldChar w:fldCharType="separate"/>
       </w:r>
       <w:r>
-        <w:t xml:space="preserve">в течение 10 банковских дней с даты подписания Сторонами акта сдачи-приемки оказанных услуг</w:t>
+        <w:t xml:space="preserve">не позднее 18.07.2026</w:t>
       </w:r>
       <w:r>
         <w:fldChar w:fldCharType="end"/>
@@ -459,7 +558,15 @@
               <w:t xml:space="preserve">Юридический адрес: </w:t>
             </w:r>
             <w:r>
-              <w:t xml:space="preserve">170100, г. Тверь, просп. Строителей, д. 11, кв. 93</w:t>
+              <w:t xml:space="preserve">143000, г. Одинцово, ул. Советская, д. 24, кв. 182</w:t>
+            </w:r>
+          </w:p>
+          <w:p>
+            <w:r>
+              <w:t xml:space="preserve">Почтовый адрес: </w:t>
+            </w:r>
+            <w:r>
+              <w:t xml:space="preserve">170100, г. Тверь, ул. Лесная, д. 55, кв. 152</w:t>
             </w:r>
           </w:p>
           <w:p>
@@ -514,7 +621,7 @@
               <w:t xml:space="preserve">Тел.: </w:t>
             </w:r>
             <w:r>
-              <w:t xml:space="preserve">+7 (812) 421-24-24</w:t>
+              <w:t xml:space="preserve">+7 (495) 628-62-15</w:t>
             </w:r>
           </w:p>
           <w:p>
@@ -522,7 +629,7 @@
               <w:t xml:space="preserve">E-mail: </w:t>
             </w:r>
             <w:r>
-              <w:t xml:space="preserve">sokolova@bk.ru</w:t>
+              <w:t xml:space="preserve">sokolova@yandex.ru</w:t>
             </w:r>
           </w:p>
           <w:p/>
@@ -560,7 +667,7 @@
               <w:t xml:space="preserve">Адрес регистрации: </w:t>
             </w:r>
             <w:r>
-              <w:t xml:space="preserve">620014, г. Екатеринбург, ш. Профсоюзная, д. 67, кв. 82</w:t>
+              <w:t xml:space="preserve">394000, г. Воронеж, пер. Победы, д. 65, кв. 96</w:t>
             </w:r>
           </w:p>
           <w:p>
@@ -599,7 +706,7 @@
               <w:t xml:space="preserve">Тел.: </w:t>
             </w:r>
             <w:r>
-              <w:t xml:space="preserve">+7 (495) 168-33-50</w:t>
+              <w:t xml:space="preserve">+7 (499) 708-88-51</w:t>
             </w:r>
           </w:p>
           <w:p>
@@ -667,13 +774,13 @@
       <w:t xml:space="preserve">Исполнитель документа: </w:t>
     </w:r>
     <w:r>
-      <w:t xml:space="preserve">Богданов А. Ю.</w:t>
+      <w:t xml:space="preserve">Комаров П. П.</w:t>
     </w:r>
     <w:r>
       <w:t xml:space="preserve">, тел. </w:t>
     </w:r>
     <w:r>
-      <w:t xml:space="preserve">8(495)8298333</w:t>
+      <w:t xml:space="preserve">8(383)8823865</w:t>
     </w:r>
   </w:p>
 </w:ftr>
@@ -686,7 +793,7 @@
       <w:t xml:space="preserve">АО «Гранит» · </w:t>
     </w:r>
     <w:r>
-      <w:t xml:space="preserve">+7 (499) 760-70-12</w:t>
+      <w:t xml:space="preserve">+7 (846) 353-26-91</w:t>
     </w:r>
     <w:r>
       <w:t xml:space="preserve"> · </w:t>

--- a/tests/corpus_v2/docs/cx_lease_0012.docx
+++ b/tests/corpus_v2/docs/cx_lease_0012.docx
@@ -426,7 +426,13 @@
         <w:t xml:space="preserve">9.1. Контрольная запись: </w:t>
       </w:r>
       <w:r>
-        <w:t xml:space="preserve">6/15</w:t>
+        <w:rPr>
+          <w:b/>
+        </w:rPr>
+        <w:t xml:space="preserve">6/1</w:t>
+      </w:r>
+      <w:r>
+        <w:t xml:space="preserve">5</w:t>
       </w:r>
       <w:r>
         <w:t xml:space="preserve">.</w:t>

--- a/tests/corpus_v2/docs/cx_lease_0012.docx
+++ b/tests/corpus_v2/docs/cx_lease_0012.docx
@@ -27,19 +27,19 @@
         <w:rPr>
           <w:b/>
         </w:rPr>
-        <w:t xml:space="preserve">44Ф-18882/20-933Д</w:t>
-      </w:r>
-    </w:p>
-    <w:p/>
-    <w:p>
-      <w:r>
-        <w:t xml:space="preserve">г. Ростов-на-Дону</w:t>
+        <w:t xml:space="preserve">6/14</w:t>
+      </w:r>
+    </w:p>
+    <w:p/>
+    <w:p>
+      <w:r>
+        <w:t xml:space="preserve">г. Новосибирск</w:t>
       </w:r>
       <w:r>
         <w:t xml:space="preserve">     </w:t>
       </w:r>
       <w:r>
-        <w:t xml:space="preserve">01.08.2023</w:t>
+        <w:t xml:space="preserve">15.01.2024</w:t>
       </w:r>
     </w:p>
     <w:p/>
@@ -81,7 +81,7 @@
         <w:t xml:space="preserve">, с другой стороны, совместно именуемые «Стороны», заключили настоящий Договор № </w:t>
       </w:r>
       <w:r>
-        <w:t xml:space="preserve">90/12</w:t>
+        <w:t xml:space="preserve">12Ф-94540/12-637Д</w:t>
       </w:r>
       <w:r>
         <w:t xml:space="preserve"> (далее — Договор) о нижеследующем:</w:t>

--- a/tests/corpus_v2/docs/cx_lease_0012.docx
+++ b/tests/corpus_v2/docs/cx_lease_0012.docx
@@ -268,10 +268,16 @@
         <w:t xml:space="preserve">МКАС при ТПП РФ</w:t>
       </w:r>
       <w:r>
+        <w:t xml:space="preserve">. Товар отгружается с сопроводительным документом паспорт качества № </w:t>
+      </w:r>
+      <w:r>
+        <w:t xml:space="preserve">28 08 177469</w:t>
+      </w:r>
+      <w:r>
         <w:t xml:space="preserve">. Цена — </w:t>
       </w:r>
       <w:r>
-        <w:t xml:space="preserve">819 000 (Восемьсот девятнадцать тысяч) руб. 00 копеек</w:t>
+        <w:t xml:space="preserve">33 000 000 (Тридцать три миллиона) руб. 00 копеек</w:t>
       </w:r>
       <w:r>
         <w:t xml:space="preserve">, в т.ч. НДС </w:t>
@@ -297,7 +303,7 @@
         <w:t xml:space="preserve">3.1. Место исполнения обязательств: </w:t>
       </w:r>
       <w:r>
-        <w:t xml:space="preserve">170100, г. Тверь, наб. Садовая, д. 41, кв. 115</w:t>
+        <w:t xml:space="preserve">141300, г. Сергиев Посад, наб. Космонавтов, д. 18, кв. 115</w:t>
       </w:r>
       <w:r>
         <w:t xml:space="preserve">.</w:t>
@@ -314,7 +320,7 @@
         <w:t xml:space="preserve"> по телефону </w:t>
       </w:r>
       <w:r>
-        <w:t xml:space="preserve">+7 (846) 243-67-76</w:t>
+        <w:t xml:space="preserve">+7 (383) 957-32-68</w:t>
       </w:r>
       <w:r>
         <w:t xml:space="preserve">.</w:t>
@@ -325,7 +331,7 @@
         <w:t xml:space="preserve">3.3. Срок исполнения обязательств — </w:t>
       </w:r>
       <w:r>
-        <w:t xml:space="preserve">в течение семи дней с момента выставления счета</w:t>
+        <w:t xml:space="preserve">в течение сорока пяти дней с момента выставления счета</w:t>
       </w:r>
       <w:r>
         <w:t xml:space="preserve">.</w:t>
@@ -362,13 +368,13 @@
         <w:t xml:space="preserve">. Предельный размер ответственности: </w:t>
       </w:r>
       <w:r>
-        <w:t xml:space="preserve">15 (пятнадцать) процентов от цены Договора</w:t>
+        <w:t xml:space="preserve">7 (семь) процентов от цены Договора</w:t>
       </w:r>
       <w:r>
         <w:t xml:space="preserve">, но не более </w:t>
       </w:r>
       <w:r>
-        <w:t xml:space="preserve">15 (пятнадцать) процентов от цены Договора</w:t>
+        <w:t xml:space="preserve">5 (пять) процентов от цены Договора</w:t>
       </w:r>
       <w:r>
         <w:t xml:space="preserve">.</w:t>
@@ -390,7 +396,7 @@
         <w:t xml:space="preserve">Сторона, для которой создалась невозможность исполнения, обязана уведомить другую Сторону. Срок уведомления — </w:t>
       </w:r>
       <w:r>
-        <w:t xml:space="preserve">в течение 3 месяцев со дня предъявления требования</w:t>
+        <w:t xml:space="preserve">в течение 12 месяцев со дня предъявления требования</w:t>
       </w:r>
       <w:r>
         <w:t xml:space="preserve">.</w:t>
@@ -429,10 +435,10 @@
         <w:rPr>
           <w:b/>
         </w:rPr>
-        <w:t xml:space="preserve">6/1</w:t>
-      </w:r>
-      <w:r>
-        <w:t xml:space="preserve">5</w:t>
+        <w:t xml:space="preserve">7/1</w:t>
+      </w:r>
+      <w:r>
+        <w:t xml:space="preserve">7</w:t>
       </w:r>
       <w:r>
         <w:t xml:space="preserve">.</w:t>
@@ -446,10 +452,10 @@
         <w:rPr>
           <w:b/>
         </w:rPr>
-        <w:t xml:space="preserve">996</w:t>
-      </w:r>
-      <w:r>
-        <w:t xml:space="preserve">0002,3 (девять миллионов девятьсот шестьдесят тысяч два) рубля</w:t>
+        <w:t xml:space="preserve">900</w:t>
+      </w:r>
+      <w:r>
+        <w:t xml:space="preserve">002,9 (девятьсот тысяч два) рубля</w:t>
       </w:r>
       <w:r>
         <w:t xml:space="preserve">.</w:t>
@@ -477,7 +483,7 @@
         <w:t xml:space="preserve">9.4. Контрольная запись: </w:t>
       </w:r>
       <w:r>
-        <w:t xml:space="preserve">не п озднее ­12.10.2026</w:t>
+        <w:t xml:space="preserve">в течение 14 (Ч етырнадцати) банковских дн­ей с момента выставления счета</w:t>
       </w:r>
       <w:r>
         <w:t xml:space="preserve">.</w:t>

--- a/tests/corpus_v2/docs/cx_lease_0012.docx
+++ b/tests/corpus_v2/docs/cx_lease_0012.docx
@@ -274,10 +274,46 @@
         <w:t xml:space="preserve">28 08 177469</w:t>
       </w:r>
       <w:r>
+        <w:t xml:space="preserve">. К партии приложен паспорт изделия № </w:t>
+      </w:r>
+      <w:r>
+        <w:t xml:space="preserve">41 24 332191</w:t>
+      </w:r>
+      <w:r>
+        <w:t xml:space="preserve">. Оборудование поставляется с паспортом транспортного средства № </w:t>
+      </w:r>
+      <w:r>
+        <w:t xml:space="preserve">58 21 147090</w:t>
+      </w:r>
+      <w:r>
+        <w:t xml:space="preserve">. Приёмка производится согласно техническому паспорту </w:t>
+      </w:r>
+      <w:r>
+        <w:t xml:space="preserve">58 17 877986</w:t>
+      </w:r>
+      <w:r>
+        <w:t xml:space="preserve">. СНИЛС не указан, номер заказа </w:t>
+      </w:r>
+      <w:r>
+        <w:t xml:space="preserve">179-782-470 61</w:t>
+      </w:r>
+      <w:r>
+        <w:t xml:space="preserve">. Дата рождения не проставлена, документ выдан </w:t>
+      </w:r>
+      <w:r>
+        <w:t xml:space="preserve">26.03.2015</w:t>
+      </w:r>
+      <w:r>
+        <w:t xml:space="preserve">. Код подразделения, см. артикул </w:t>
+      </w:r>
+      <w:r>
+        <w:t xml:space="preserve">156-679</w:t>
+      </w:r>
+      <w:r>
         <w:t xml:space="preserve">. Цена — </w:t>
       </w:r>
       <w:r>
-        <w:t xml:space="preserve">33 000 000 (Тридцать три миллиона) руб. 00 копеек</w:t>
+        <w:t xml:space="preserve">9 190 000 (Девять миллионов сто девяносто тысяч) руб. 00 копеек</w:t>
       </w:r>
       <w:r>
         <w:t xml:space="preserve">, в т.ч. НДС </w:t>
@@ -303,7 +339,7 @@
         <w:t xml:space="preserve">3.1. Место исполнения обязательств: </w:t>
       </w:r>
       <w:r>
-        <w:t xml:space="preserve">141300, г. Сергиев Посад, наб. Космонавтов, д. 18, кв. 115</w:t>
+        <w:t xml:space="preserve">620014, г. Екатеринбург, ул. Кирова, д. 47, кв. 152</w:t>
       </w:r>
       <w:r>
         <w:t xml:space="preserve">.</w:t>
@@ -320,7 +356,7 @@
         <w:t xml:space="preserve"> по телефону </w:t>
       </w:r>
       <w:r>
-        <w:t xml:space="preserve">+7 (383) 957-32-68</w:t>
+        <w:t xml:space="preserve">+7 (812) 421-24-24</w:t>
       </w:r>
       <w:r>
         <w:t xml:space="preserve">.</w:t>
@@ -331,7 +367,7 @@
         <w:t xml:space="preserve">3.3. Срок исполнения обязательств — </w:t>
       </w:r>
       <w:r>
-        <w:t xml:space="preserve">в течение сорока пяти дней с момента выставления счета</w:t>
+        <w:t xml:space="preserve">в течение шестидесяти дней с момента выставления счета</w:t>
       </w:r>
       <w:r>
         <w:t xml:space="preserve">.</w:t>
@@ -368,13 +404,13 @@
         <w:t xml:space="preserve">. Предельный размер ответственности: </w:t>
       </w:r>
       <w:r>
-        <w:t xml:space="preserve">7 (семь) процентов от цены Договора</w:t>
+        <w:t xml:space="preserve">15 (пятнадцать) процентов от цены Договора</w:t>
       </w:r>
       <w:r>
         <w:t xml:space="preserve">, но не более </w:t>
       </w:r>
       <w:r>
-        <w:t xml:space="preserve">5 (пять) процентов от цены Договора</w:t>
+        <w:t xml:space="preserve">20 (двадцать) процентов от цены Договора</w:t>
       </w:r>
       <w:r>
         <w:t xml:space="preserve">.</w:t>
@@ -410,7 +446,7 @@
         <w:t xml:space="preserve">Все споры и разногласия решаются путём переговоров. Претензионный порядок обязателен, срок ответа на претензию — </w:t>
       </w:r>
       <w:r>
-        <w:t xml:space="preserve">в течение семи рабочих дней с даты подписания Сторонами акта сдачи-приемки оказанных услуг</w:t>
+        <w:t xml:space="preserve">в течение трех рабочих дней с даты подписания Сторонами акта сдачи-приемки оказанных услуг</w:t>
       </w:r>
       <w:r>
         <w:t xml:space="preserve">.</w:t>
@@ -435,10 +471,10 @@
         <w:rPr>
           <w:b/>
         </w:rPr>
-        <w:t xml:space="preserve">7/1</w:t>
-      </w:r>
-      <w:r>
-        <w:t xml:space="preserve">7</w:t>
+        <w:t xml:space="preserve">2/1</w:t>
+      </w:r>
+      <w:r>
+        <w:t xml:space="preserve">5</w:t>
       </w:r>
       <w:r>
         <w:t xml:space="preserve">.</w:t>
@@ -452,10 +488,10 @@
         <w:rPr>
           <w:b/>
         </w:rPr>
-        <w:t xml:space="preserve">900</w:t>
-      </w:r>
-      <w:r>
-        <w:t xml:space="preserve">002,9 (девятьсот тысяч два) рубля</w:t>
+        <w:t xml:space="preserve">735</w:t>
+      </w:r>
+      <w:r>
+        <w:t xml:space="preserve">0002,4 (семь миллионов триста пятьдесят тысяч два) рубля</w:t>
       </w:r>
       <w:r>
         <w:t xml:space="preserve">.</w:t>
@@ -483,7 +519,7 @@
         <w:t xml:space="preserve">9.4. Контрольная запись: </w:t>
       </w:r>
       <w:r>
-        <w:t xml:space="preserve">в течение 14 (Ч етырнадцати) банковских дн­ей с момента выставления счета</w:t>
+        <w:t xml:space="preserve">не п­озднее 21.‍08.2025</w:t>
       </w:r>
       <w:r>
         <w:t xml:space="preserve">.</w:t>
@@ -513,7 +549,7 @@
         <w:fldChar w:fldCharType="separate"/>
       </w:r>
       <w:r>
-        <w:t xml:space="preserve">не позднее 18.07.2026</w:t>
+        <w:t xml:space="preserve">не позднее 24.01.2025</w:t>
       </w:r>
       <w:r>
         <w:fldChar w:fldCharType="end"/>
@@ -570,7 +606,7 @@
               <w:t xml:space="preserve">Юридический адрес: </w:t>
             </w:r>
             <w:r>
-              <w:t xml:space="preserve">143000, г. Одинцово, ул. Советская, д. 24, кв. 182</w:t>
+              <w:t xml:space="preserve">394000, г. Воронеж, пер. Победы, д. 65, кв. 96</w:t>
             </w:r>
           </w:p>
           <w:p>
@@ -578,7 +614,7 @@
               <w:t xml:space="preserve">Почтовый адрес: </w:t>
             </w:r>
             <w:r>
-              <w:t xml:space="preserve">170100, г. Тверь, ул. Лесная, д. 55, кв. 152</w:t>
+              <w:t xml:space="preserve">443010, г. Самара, пер. Садовая, д. 83, кв. 64</w:t>
             </w:r>
           </w:p>
           <w:p>
@@ -633,7 +669,7 @@
               <w:t xml:space="preserve">Тел.: </w:t>
             </w:r>
             <w:r>
-              <w:t xml:space="preserve">+7 (495) 628-62-15</w:t>
+              <w:t xml:space="preserve">+7 (499) 751-86-61</w:t>
             </w:r>
           </w:p>
           <w:p>
@@ -641,7 +677,7 @@
               <w:t xml:space="preserve">E-mail: </w:t>
             </w:r>
             <w:r>
-              <w:t xml:space="preserve">sokolova@yandex.ru</w:t>
+              <w:t xml:space="preserve">sokolova@romashka.ru</w:t>
             </w:r>
           </w:p>
           <w:p/>
@@ -679,7 +715,7 @@
               <w:t xml:space="preserve">Адрес регистрации: </w:t>
             </w:r>
             <w:r>
-              <w:t xml:space="preserve">394000, г. Воронеж, пер. Победы, д. 65, кв. 96</w:t>
+              <w:t xml:space="preserve">394000, г. Воронеж, ш. Баумана, д. 29, кв. 111</w:t>
             </w:r>
           </w:p>
           <w:p>
@@ -718,7 +754,7 @@
               <w:t xml:space="preserve">Тел.: </w:t>
             </w:r>
             <w:r>
-              <w:t xml:space="preserve">+7 (499) 708-88-51</w:t>
+              <w:t xml:space="preserve">+7 (843) 378-79-49</w:t>
             </w:r>
           </w:p>
           <w:p>
@@ -726,7 +762,7 @@
               <w:t xml:space="preserve">E-mail: </w:t>
             </w:r>
             <w:r>
-              <w:t xml:space="preserve">novikov@corp-tehno.ru</w:t>
+              <w:t xml:space="preserve">novikov@list.ru</w:t>
             </w:r>
           </w:p>
           <w:p/>
@@ -786,13 +822,13 @@
       <w:t xml:space="preserve">Исполнитель документа: </w:t>
     </w:r>
     <w:r>
-      <w:t xml:space="preserve">Комаров П. П.</w:t>
+      <w:t xml:space="preserve">Никитина Н. С.</w:t>
     </w:r>
     <w:r>
       <w:t xml:space="preserve">, тел. </w:t>
     </w:r>
     <w:r>
-      <w:t xml:space="preserve">8(383)8823865</w:t>
+      <w:t xml:space="preserve">8(812)2507497</w:t>
     </w:r>
   </w:p>
 </w:ftr>
@@ -805,13 +841,13 @@
       <w:t xml:space="preserve">АО «Гранит» · </w:t>
     </w:r>
     <w:r>
-      <w:t xml:space="preserve">+7 (846) 353-26-91</w:t>
+      <w:t xml:space="preserve">+7 (495) 154-45-64</w:t>
     </w:r>
     <w:r>
       <w:t xml:space="preserve"> · </w:t>
     </w:r>
     <w:r>
-      <w:t xml:space="preserve">sokolova@inbox.ru</w:t>
+      <w:t xml:space="preserve">sokolova@sibtrans.ru</w:t>
     </w:r>
   </w:p>
 </w:hdr>

--- a/tests/corpus_v2/docs/cx_lease_0012.docx
+++ b/tests/corpus_v2/docs/cx_lease_0012.docx
@@ -325,248 +325,120 @@
         <w:t xml:space="preserve">.</w:t>
       </w:r>
     </w:p>
-    <w:p/>
-    <w:p>
-      <w:r>
-        <w:rPr>
-          <w:b/>
-        </w:rPr>
-        <w:t xml:space="preserve">3. МЕСТО И СРОКИ ИСПОЛНЕНИЯ</w:t>
-      </w:r>
-    </w:p>
-    <w:p>
-      <w:r>
-        <w:t xml:space="preserve">3.1. Место исполнения обязательств: </w:t>
-      </w:r>
-      <w:r>
-        <w:t xml:space="preserve">620014, г. Екатеринбург, ул. Кирова, д. 47, кв. 152</w:t>
-      </w:r>
-      <w:r>
-        <w:t xml:space="preserve">.</w:t>
-      </w:r>
-    </w:p>
-    <w:p>
-      <w:r>
-        <w:t xml:space="preserve">3.2. Уведомления направляются </w:t>
-      </w:r>
-      <w:r>
-        <w:t xml:space="preserve">Новикову Дмитрию Сергеевичу</w:t>
-      </w:r>
-      <w:r>
-        <w:t xml:space="preserve"> по телефону </w:t>
-      </w:r>
-      <w:r>
-        <w:t xml:space="preserve">+7 (812) 421-24-24</w:t>
-      </w:r>
-      <w:r>
-        <w:t xml:space="preserve">.</w:t>
-      </w:r>
-    </w:p>
-    <w:p>
-      <w:r>
-        <w:t xml:space="preserve">3.3. Срок исполнения обязательств — </w:t>
-      </w:r>
-      <w:r>
-        <w:t xml:space="preserve">в течение шестидесяти дней с момента выставления счета</w:t>
-      </w:r>
-      <w:r>
-        <w:t xml:space="preserve">.</w:t>
-      </w:r>
-    </w:p>
-    <w:p/>
-    <w:p>
-      <w:r>
-        <w:rPr>
-          <w:b/>
-        </w:rPr>
-        <w:t xml:space="preserve">4. ПРОЧИЕ УСЛОВИЯ</w:t>
-      </w:r>
-    </w:p>
-    <w:p>
-      <w:r>
-        <w:t xml:space="preserve">4.1. </w:t>
-      </w:r>
-      <w:r>
-        <w:t xml:space="preserve">Стороны несут ответственность за неисполнение или ненадлежащее исполнение обязательств в соответствии с законодательством Российской Федерации.</w:t>
-      </w:r>
-    </w:p>
-    <w:p>
-      <w:r>
-        <w:t xml:space="preserve">4.2. </w:t>
-      </w:r>
-      <w:r>
-        <w:t xml:space="preserve">Размер неустойки за нарушение сроков оплаты: </w:t>
-      </w:r>
-      <w:r>
-        <w:t xml:space="preserve">0,1 % от стоимости неоплаченных работ</w:t>
-      </w:r>
-      <w:r>
-        <w:t xml:space="preserve">. Предельный размер ответственности: </w:t>
-      </w:r>
-      <w:r>
-        <w:t xml:space="preserve">15 (пятнадцать) процентов от цены Договора</w:t>
-      </w:r>
-      <w:r>
-        <w:t xml:space="preserve">, но не более </w:t>
-      </w:r>
-      <w:r>
-        <w:t xml:space="preserve">20 (двадцать) процентов от цены Договора</w:t>
-      </w:r>
-      <w:r>
-        <w:t xml:space="preserve">.</w:t>
-      </w:r>
-    </w:p>
-    <w:p>
-      <w:r>
-        <w:t xml:space="preserve">4.3. </w:t>
-      </w:r>
-      <w:r>
-        <w:t xml:space="preserve">Стороны освобождаются от ответственности при наступлении обстоятельств непреодолимой силы, если они прямо повлияли на исполнение обязательств.</w:t>
-      </w:r>
-    </w:p>
-    <w:p>
-      <w:r>
-        <w:t xml:space="preserve">4.4. </w:t>
-      </w:r>
-      <w:r>
-        <w:t xml:space="preserve">Сторона, для которой создалась невозможность исполнения, обязана уведомить другую Сторону. Срок уведомления — </w:t>
-      </w:r>
-      <w:r>
-        <w:t xml:space="preserve">в течение 12 месяцев со дня предъявления требования</w:t>
-      </w:r>
-      <w:r>
-        <w:t xml:space="preserve">.</w:t>
-      </w:r>
-    </w:p>
-    <w:p>
-      <w:r>
-        <w:t xml:space="preserve">4.5. </w:t>
-      </w:r>
-      <w:r>
-        <w:t xml:space="preserve">Все споры и разногласия решаются путём переговоров. Претензионный порядок обязателен, срок ответа на претензию — </w:t>
-      </w:r>
-      <w:r>
-        <w:t xml:space="preserve">в течение трех рабочих дней с даты подписания Сторонами акта сдачи-приемки оказанных услуг</w:t>
-      </w:r>
-      <w:r>
-        <w:t xml:space="preserve">.</w:t>
-      </w:r>
-    </w:p>
-    <w:p/>
-    <w:p/>
-    <w:p/>
-    <w:p>
-      <w:r>
-        <w:rPr>
-          <w:b/>
-        </w:rPr>
-        <w:t xml:space="preserve">9. КОНТРОЛЬНЫЕ ВЕЛИЧИНЫ</w:t>
-      </w:r>
-    </w:p>
-    <w:p>
-      <w:r>
-        <w:t xml:space="preserve">9.1. Контрольная запись: </w:t>
-      </w:r>
-      <w:r>
-        <w:rPr>
-          <w:b/>
-        </w:rPr>
-        <w:t xml:space="preserve">2/1</w:t>
-      </w:r>
-      <w:r>
-        <w:t xml:space="preserve">5</w:t>
-      </w:r>
-      <w:r>
-        <w:t xml:space="preserve">.</w:t>
-      </w:r>
-    </w:p>
-    <w:p>
-      <w:r>
-        <w:t xml:space="preserve">9.2. Контрольная запись: </w:t>
-      </w:r>
-      <w:r>
-        <w:rPr>
-          <w:b/>
-        </w:rPr>
-        <w:t xml:space="preserve">735</w:t>
-      </w:r>
-      <w:r>
-        <w:t xml:space="preserve">0002,4 (семь миллионов триста пятьдесят тысяч два) рубля</w:t>
-      </w:r>
-      <w:r>
-        <w:t xml:space="preserve">.</w:t>
-      </w:r>
-    </w:p>
-    <w:p>
-      <w:r>
-        <w:t xml:space="preserve">9.3. Контрольная запись: </w:t>
-      </w:r>
-      <w:r>
-        <w:rPr>
-          <w:b/>
-        </w:rPr>
-        <w:t xml:space="preserve">1/1</w:t>
-      </w:r>
-      <w:r>
-        <w:t xml:space="preserve">30 ключевой ставки ЦБ РФ годовых</w:t>
-      </w:r>
-      <w:r>
-        <w:t xml:space="preserve">.</w:t>
-      </w:r>
-    </w:p>
-    <w:p>
-      <w:r>
-        <w:t xml:space="preserve">9.4. Контрольная запись: </w:t>
-      </w:r>
-      <w:r>
-        <w:t xml:space="preserve">не п­озднее 21.‍08.2025</w:t>
-      </w:r>
-      <w:r>
-        <w:t xml:space="preserve">.</w:t>
-      </w:r>
-    </w:p>
-    <w:p/>
-    <w:p/>
-    <w:p>
-      <w:r>
-        <w:rPr>
-          <w:b/>
-        </w:rPr>
-        <w:t xml:space="preserve">11. УСЛОВИЯ, ОФОРМЛЕННЫЕ СРЕДСТВАМИ РЕДАКТОРА</w:t>
-      </w:r>
-    </w:p>
-    <w:p>
-      <w:r>
-        <w:t xml:space="preserve">11.1. Срок (составное поле): </w:t>
-      </w:r>
-      <w:r>
-        <w:fldChar w:fldCharType="begin"/>
-      </w:r>
-      <w:r>
-        <w:instrText xml:space="preserve"> REF value \h </w:instrText>
-      </w:r>
-      <w:r>
-        <w:fldChar w:fldCharType="separate"/>
-      </w:r>
-      <w:r>
-        <w:t xml:space="preserve">не позднее 24.01.2025</w:t>
-      </w:r>
-      <w:r>
-        <w:fldChar w:fldCharType="end"/>
-      </w:r>
-      <w:r>
-        <w:t xml:space="preserve">.</w:t>
-      </w:r>
-    </w:p>
-    <w:p>
-      <w:r>
-        <w:rPr>
-          <w:b/>
-        </w:rPr>
-        <w:t xml:space="preserve">РЕКВИЗИТЫ И ПОДПИСИ СТОРОН</w:t>
-      </w:r>
-    </w:p>
-    <w:p/>
+    <w:p>
+      <w:r>
+        <w:t xml:space="preserve">2.5. </w:t>
+      </w:r>
+      <w:r>
+        <w:t xml:space="preserve">Товар маркирован штрихкодом </w:t>
+      </w:r>
+      <w:r>
+        <w:t xml:space="preserve">4608434615267</w:t>
+      </w:r>
+      <w:r>
+        <w:t xml:space="preserve">. Код контрагента по ОКПО — </w:t>
+      </w:r>
+      <w:r>
+        <w:t xml:space="preserve">1050990513</w:t>
+      </w:r>
+      <w:r>
+        <w:t xml:space="preserve">. Оборудование учтено под инвентарным номером </w:t>
+      </w:r>
+      <w:r>
+        <w:t xml:space="preserve">046040373</w:t>
+      </w:r>
+      <w:r>
+        <w:t xml:space="preserve">, складской позиции присвоен номер </w:t>
+      </w:r>
+      <w:r>
+        <w:t xml:space="preserve">636986494</w:t>
+      </w:r>
+      <w:r>
+        <w:t xml:space="preserve">.</w:t>
+      </w:r>
+    </w:p>
+    <w:p>
+      <w:r>
+        <w:t xml:space="preserve">2.6. </w:t>
+      </w:r>
+      <w:r>
+        <w:t xml:space="preserve">Оплата по счёту-фактуре на КБК </w:t>
+      </w:r>
+      <w:r>
+        <w:t xml:space="preserve">18210101011011000146</w:t>
+      </w:r>
+      <w:r>
+        <w:t xml:space="preserve">. ИНН не присвоен, регистрационный № </w:t>
+      </w:r>
+      <w:r>
+        <w:t xml:space="preserve">1348394716</w:t>
+      </w:r>
+      <w:r>
+        <w:t xml:space="preserve">. ИНН не присвоен, платёжный документ № </w:t>
+      </w:r>
+      <w:r>
+        <w:t xml:space="preserve">679078748336</w:t>
+      </w:r>
+      <w:r>
+        <w:t xml:space="preserve">. Заказчик действует в лице </w:t>
+      </w:r>
+      <w:r>
+        <w:t xml:space="preserve">уполномоченного представителя</w:t>
+      </w:r>
+      <w:r>
+        <w:t xml:space="preserve">, назначаемого приказом.</w:t>
+      </w:r>
+    </w:p>
+    <w:p>
+      <w:r>
+        <w:t xml:space="preserve">2.7. </w:t>
+      </w:r>
+      <w:r>
+        <w:t xml:space="preserve">Массовая доля влаги в товаре — </w:t>
+      </w:r>
+      <w:r>
+        <w:t xml:space="preserve">не более 16 %</w:t>
+      </w:r>
+      <w:r>
+        <w:t xml:space="preserve">. Товар подлежит хранению </w:t>
+      </w:r>
+      <w:r>
+        <w:t xml:space="preserve">в течение 24 часов</w:t>
+      </w:r>
+      <w:r>
+        <w:t xml:space="preserve"> при температуре не выше +4 °C. Срок исковой давности по требованиям, вытекающим из Договора, составляет </w:t>
+      </w:r>
+      <w:r>
+        <w:t xml:space="preserve">в течение трёх лет</w:t>
+      </w:r>
+      <w:r>
+        <w:t xml:space="preserve">, как установлено статьёй 196 Гражданского кодекса Российской Федерации. Обработка данных ведётся согласно Федеральному закону от 27.07.2006 № 152-ФЗ </w:t>
+      </w:r>
+      <w:r>
+        <w:t xml:space="preserve">«О персональных данных»</w:t>
+      </w:r>
+      <w:r>
+        <w:t xml:space="preserve">. Товар поставляется под маркой </w:t>
+      </w:r>
+      <w:r>
+        <w:t xml:space="preserve">«Стандарт»</w:t>
+      </w:r>
+      <w:r>
+        <w:t xml:space="preserve">. Влажность определяется </w:t>
+      </w:r>
+      <w:r>
+        <w:t xml:space="preserve">по методу Кьельдаля</w:t>
+      </w:r>
+      <w:r>
+        <w:t xml:space="preserve">. Споры передаются на рассмотрение в Арбитражный суд </w:t>
+      </w:r>
+      <w:r>
+        <w:t xml:space="preserve">города Москвы</w:t>
+      </w:r>
+      <w:r>
+        <w:t xml:space="preserve">.</w:t>
+      </w:r>
+    </w:p>
     <w:tbl>
       <w:tblPr>
         <w:tblW w:w="9360" w:type="dxa"/>
@@ -590,103 +462,7 @@
           </w:tcPr>
           <w:p>
             <w:r>
-              <w:rPr>
-                <w:b/>
-              </w:rPr>
-              <w:t xml:space="preserve">Арендодатель:</w:t>
-            </w:r>
-          </w:p>
-          <w:p>
-            <w:r>
-              <w:t xml:space="preserve">АО «Гранит»</w:t>
-            </w:r>
-          </w:p>
-          <w:p>
-            <w:r>
-              <w:t xml:space="preserve">Юридический адрес: </w:t>
-            </w:r>
-            <w:r>
-              <w:t xml:space="preserve">394000, г. Воронеж, пер. Победы, д. 65, кв. 96</w:t>
-            </w:r>
-          </w:p>
-          <w:p>
-            <w:r>
-              <w:t xml:space="preserve">Почтовый адрес: </w:t>
-            </w:r>
-            <w:r>
-              <w:t xml:space="preserve">443010, г. Самара, пер. Садовая, д. 83, кв. 64</w:t>
-            </w:r>
-          </w:p>
-          <w:p>
-            <w:r>
-              <w:t xml:space="preserve">ИНН </w:t>
-            </w:r>
-            <w:r>
-              <w:t xml:space="preserve">6784217469</w:t>
-            </w:r>
-            <w:r>
-              <w:t xml:space="preserve"> КПП </w:t>
-            </w:r>
-            <w:r>
-              <w:t xml:space="preserve">285045218</w:t>
-            </w:r>
-          </w:p>
-          <w:p>
-            <w:r>
-              <w:t xml:space="preserve">ОГРН </w:t>
-            </w:r>
-            <w:r>
-              <w:t xml:space="preserve">1169570728040</w:t>
-            </w:r>
-          </w:p>
-          <w:p>
-            <w:r>
-              <w:t xml:space="preserve">р/с </w:t>
-            </w:r>
-            <w:r>
-              <w:t xml:space="preserve">40702810688214734727</w:t>
-            </w:r>
-            <w:r>
-              <w:t xml:space="preserve"> в ПАО Сбербанк</w:t>
-            </w:r>
-          </w:p>
-          <w:p>
-            <w:r>
-              <w:t xml:space="preserve">к/с </w:t>
-            </w:r>
-            <w:r>
-              <w:t xml:space="preserve">30101810400000000225</w:t>
-            </w:r>
-            <w:r>
-              <w:t xml:space="preserve"> БИК </w:t>
-            </w:r>
-            <w:r>
-              <w:t xml:space="preserve">044525225</w:t>
-            </w:r>
-          </w:p>
-          <w:p>
-            <w:r>
-              <w:t xml:space="preserve">Тел.: </w:t>
-            </w:r>
-            <w:r>
-              <w:t xml:space="preserve">+7 (499) 751-86-61</w:t>
-            </w:r>
-          </w:p>
-          <w:p>
-            <w:r>
-              <w:t xml:space="preserve">E-mail: </w:t>
-            </w:r>
-            <w:r>
-              <w:t xml:space="preserve">sokolova@romashka.ru</w:t>
-            </w:r>
-          </w:p>
-          <w:p/>
-          <w:p>
-            <w:r>
-              <w:t xml:space="preserve">Генеральный директор ______________ </w:t>
-            </w:r>
-            <w:r>
-              <w:t xml:space="preserve">Д. М. Соколова</w:t>
+              <w:t xml:space="preserve">8</w:t>
             </w:r>
           </w:p>
         </w:tc>
@@ -696,6 +472,375 @@
           </w:tcPr>
           <w:p>
             <w:r>
+              <w:t xml:space="preserve">6514744737</w:t>
+            </w:r>
+          </w:p>
+        </w:tc>
+      </w:tr>
+    </w:tbl>
+    <w:p/>
+    <w:p>
+      <w:r>
+        <w:rPr>
+          <w:b/>
+        </w:rPr>
+        <w:t xml:space="preserve">3. МЕСТО И СРОКИ ИСПОЛНЕНИЯ</w:t>
+      </w:r>
+    </w:p>
+    <w:p>
+      <w:r>
+        <w:t xml:space="preserve">3.1. Место исполнения обязательств: </w:t>
+      </w:r>
+      <w:r>
+        <w:t xml:space="preserve">143000, г. Одинцово, ул. Советская, д. 24, кв. 182</w:t>
+      </w:r>
+      <w:r>
+        <w:t xml:space="preserve">.</w:t>
+      </w:r>
+    </w:p>
+    <w:p>
+      <w:r>
+        <w:t xml:space="preserve">3.2. Уведомления направляются </w:t>
+      </w:r>
+      <w:r>
+        <w:t xml:space="preserve">Новикову Дмитрию Сергеевичу</w:t>
+      </w:r>
+      <w:r>
+        <w:t xml:space="preserve"> по телефону </w:t>
+      </w:r>
+      <w:r>
+        <w:t xml:space="preserve">+7 (812) 403-26-92</w:t>
+      </w:r>
+      <w:r>
+        <w:t xml:space="preserve">.</w:t>
+      </w:r>
+    </w:p>
+    <w:p>
+      <w:r>
+        <w:t xml:space="preserve">3.3. Срок исполнения обязательств — </w:t>
+      </w:r>
+      <w:r>
+        <w:t xml:space="preserve">в течение сорока пяти дней с момента выставления счета</w:t>
+      </w:r>
+      <w:r>
+        <w:t xml:space="preserve">.</w:t>
+      </w:r>
+    </w:p>
+    <w:p/>
+    <w:p>
+      <w:r>
+        <w:rPr>
+          <w:b/>
+        </w:rPr>
+        <w:t xml:space="preserve">4. ПРОЧИЕ УСЛОВИЯ</w:t>
+      </w:r>
+    </w:p>
+    <w:p>
+      <w:r>
+        <w:t xml:space="preserve">4.1. </w:t>
+      </w:r>
+      <w:r>
+        <w:t xml:space="preserve">Стороны несут ответственность за неисполнение или ненадлежащее исполнение обязательств в соответствии с законодательством Российской Федерации.</w:t>
+      </w:r>
+    </w:p>
+    <w:p>
+      <w:r>
+        <w:t xml:space="preserve">4.2. </w:t>
+      </w:r>
+      <w:r>
+        <w:t xml:space="preserve">Размер неустойки за нарушение сроков оплаты: </w:t>
+      </w:r>
+      <w:r>
+        <w:t xml:space="preserve">0,1 % от стоимости неоплаченных работ</w:t>
+      </w:r>
+      <w:r>
+        <w:t xml:space="preserve">. Предельный размер ответственности: </w:t>
+      </w:r>
+      <w:r>
+        <w:t xml:space="preserve">5 (пять) процентов от цены Договора</w:t>
+      </w:r>
+      <w:r>
+        <w:t xml:space="preserve">, но не более </w:t>
+      </w:r>
+      <w:r>
+        <w:t xml:space="preserve">15 (пятнадцать) процентов от цены Договора</w:t>
+      </w:r>
+      <w:r>
+        <w:t xml:space="preserve">.</w:t>
+      </w:r>
+    </w:p>
+    <w:p>
+      <w:r>
+        <w:t xml:space="preserve">4.3. </w:t>
+      </w:r>
+      <w:r>
+        <w:t xml:space="preserve">Стороны освобождаются от ответственности при наступлении обстоятельств непреодолимой силы, если они прямо повлияли на исполнение обязательств.</w:t>
+      </w:r>
+    </w:p>
+    <w:p>
+      <w:r>
+        <w:t xml:space="preserve">4.4. </w:t>
+      </w:r>
+      <w:r>
+        <w:t xml:space="preserve">Сторона, для которой создалась невозможность исполнения, обязана уведомить другую Сторону. Срок уведомления — </w:t>
+      </w:r>
+      <w:r>
+        <w:t xml:space="preserve">в течение 36 месяцев со дня предъявления требования</w:t>
+      </w:r>
+      <w:r>
+        <w:t xml:space="preserve">.</w:t>
+      </w:r>
+    </w:p>
+    <w:p>
+      <w:r>
+        <w:t xml:space="preserve">4.5. </w:t>
+      </w:r>
+      <w:r>
+        <w:t xml:space="preserve">Все споры и разногласия решаются путём переговоров. Претензионный порядок обязателен, срок ответа на претензию — </w:t>
+      </w:r>
+      <w:r>
+        <w:t xml:space="preserve">в течение тридцати рабочих дней с даты подписания Сторонами акта сдачи-приемки оказанных услуг</w:t>
+      </w:r>
+      <w:r>
+        <w:t xml:space="preserve">.</w:t>
+      </w:r>
+    </w:p>
+    <w:p/>
+    <w:p/>
+    <w:p/>
+    <w:p>
+      <w:r>
+        <w:rPr>
+          <w:b/>
+        </w:rPr>
+        <w:t xml:space="preserve">9. КОНТРОЛЬНЫЕ ВЕЛИЧИНЫ</w:t>
+      </w:r>
+    </w:p>
+    <w:p>
+      <w:r>
+        <w:t xml:space="preserve">9.1. Контрольная запись: </w:t>
+      </w:r>
+      <w:r>
+        <w:rPr>
+          <w:b/>
+        </w:rPr>
+        <w:t xml:space="preserve">1/1</w:t>
+      </w:r>
+      <w:r>
+        <w:t xml:space="preserve">5</w:t>
+      </w:r>
+      <w:r>
+        <w:t xml:space="preserve">.</w:t>
+      </w:r>
+    </w:p>
+    <w:p>
+      <w:r>
+        <w:t xml:space="preserve">9.2. Контрольная запись: </w:t>
+      </w:r>
+      <w:r>
+        <w:rPr>
+          <w:b/>
+        </w:rPr>
+        <w:t xml:space="preserve">721</w:t>
+      </w:r>
+      <w:r>
+        <w:t xml:space="preserve">0002,4 (семь миллионов двести десять тысяч два) рубля</w:t>
+      </w:r>
+      <w:r>
+        <w:t xml:space="preserve">.</w:t>
+      </w:r>
+    </w:p>
+    <w:p>
+      <w:r>
+        <w:t xml:space="preserve">9.3. Контрольная запись: </w:t>
+      </w:r>
+      <w:r>
+        <w:rPr>
+          <w:b/>
+        </w:rPr>
+        <w:t xml:space="preserve">1/1</w:t>
+      </w:r>
+      <w:r>
+        <w:t xml:space="preserve">30 ключевой ставки ЦБ РФ годовых</w:t>
+      </w:r>
+      <w:r>
+        <w:t xml:space="preserve">.</w:t>
+      </w:r>
+    </w:p>
+    <w:p>
+      <w:r>
+        <w:t xml:space="preserve">9.4. Контрольная запись: </w:t>
+      </w:r>
+      <w:r>
+        <w:t xml:space="preserve">в течение 60 (Шести­десяти) банковских дней с мом­ента выставления счета</w:t>
+      </w:r>
+      <w:r>
+        <w:t xml:space="preserve">.</w:t>
+      </w:r>
+    </w:p>
+    <w:p/>
+    <w:p/>
+    <w:p>
+      <w:r>
+        <w:rPr>
+          <w:b/>
+        </w:rPr>
+        <w:t xml:space="preserve">11. УСЛОВИЯ, ОФОРМЛЕННЫЕ СРЕДСТВАМИ РЕДАКТОРА</w:t>
+      </w:r>
+    </w:p>
+    <w:p>
+      <w:r>
+        <w:t xml:space="preserve">11.1. Срок (составное поле): </w:t>
+      </w:r>
+      <w:r>
+        <w:fldChar w:fldCharType="begin"/>
+      </w:r>
+      <w:r>
+        <w:instrText xml:space="preserve"> REF value \h </w:instrText>
+      </w:r>
+      <w:r>
+        <w:fldChar w:fldCharType="separate"/>
+      </w:r>
+      <w:r>
+        <w:t xml:space="preserve">не позднее 11.05.2025</w:t>
+      </w:r>
+      <w:r>
+        <w:fldChar w:fldCharType="end"/>
+      </w:r>
+      <w:r>
+        <w:t xml:space="preserve">.</w:t>
+      </w:r>
+    </w:p>
+    <w:p>
+      <w:r>
+        <w:rPr>
+          <w:b/>
+        </w:rPr>
+        <w:t xml:space="preserve">РЕКВИЗИТЫ И ПОДПИСИ СТОРОН</w:t>
+      </w:r>
+    </w:p>
+    <w:p/>
+    <w:tbl>
+      <w:tblPr>
+        <w:tblW w:w="9360" w:type="dxa"/>
+        <w:tblBorders>
+          <w:top w:val="single" w:sz="4" w:color="auto"/>
+          <w:left w:val="single" w:sz="4" w:color="auto"/>
+          <w:bottom w:val="single" w:sz="4" w:color="auto"/>
+          <w:right w:val="single" w:sz="4" w:color="auto"/>
+          <w:insideH w:val="single" w:sz="4" w:color="auto"/>
+          <w:insideV w:val="single" w:sz="4" w:color="auto"/>
+        </w:tblBorders>
+      </w:tblPr>
+      <w:tblGrid>
+        <w:gridCol w:w="4680"/>
+        <w:gridCol w:w="4680"/>
+      </w:tblGrid>
+      <w:tr>
+        <w:tc>
+          <w:tcPr>
+            <w:tcW w:w="4680" w:type="dxa"/>
+          </w:tcPr>
+          <w:p>
+            <w:r>
+              <w:rPr>
+                <w:b/>
+              </w:rPr>
+              <w:t xml:space="preserve">Арендодатель:</w:t>
+            </w:r>
+          </w:p>
+          <w:p>
+            <w:r>
+              <w:t xml:space="preserve">АО «Гранит»</w:t>
+            </w:r>
+          </w:p>
+          <w:p>
+            <w:r>
+              <w:t xml:space="preserve">Юридический адрес: </w:t>
+            </w:r>
+            <w:r>
+              <w:t xml:space="preserve">143400, г. Красногорск, наб. Ленинградская, д. 77, кв. 104</w:t>
+            </w:r>
+          </w:p>
+          <w:p>
+            <w:r>
+              <w:t xml:space="preserve">ИНН </w:t>
+            </w:r>
+            <w:r>
+              <w:t xml:space="preserve">6784217469</w:t>
+            </w:r>
+            <w:r>
+              <w:t xml:space="preserve"> КПП </w:t>
+            </w:r>
+            <w:r>
+              <w:t xml:space="preserve">285045218</w:t>
+            </w:r>
+          </w:p>
+          <w:p>
+            <w:r>
+              <w:t xml:space="preserve">ОГРН </w:t>
+            </w:r>
+            <w:r>
+              <w:t xml:space="preserve">1169570728040</w:t>
+            </w:r>
+          </w:p>
+          <w:p>
+            <w:r>
+              <w:t xml:space="preserve">р/с </w:t>
+            </w:r>
+            <w:r>
+              <w:t xml:space="preserve">40702810688214734727</w:t>
+            </w:r>
+            <w:r>
+              <w:t xml:space="preserve"> в ПАО Сбербанк</w:t>
+            </w:r>
+          </w:p>
+          <w:p>
+            <w:r>
+              <w:t xml:space="preserve">к/с </w:t>
+            </w:r>
+            <w:r>
+              <w:t xml:space="preserve">30101810400000000225</w:t>
+            </w:r>
+            <w:r>
+              <w:t xml:space="preserve"> БИК </w:t>
+            </w:r>
+            <w:r>
+              <w:t xml:space="preserve">044525225</w:t>
+            </w:r>
+          </w:p>
+          <w:p>
+            <w:r>
+              <w:t xml:space="preserve">Тел.: </w:t>
+            </w:r>
+            <w:r>
+              <w:t xml:space="preserve">+7 (846) 790-19-79</w:t>
+            </w:r>
+          </w:p>
+          <w:p>
+            <w:r>
+              <w:t xml:space="preserve">E-mail: </w:t>
+            </w:r>
+            <w:r>
+              <w:t xml:space="preserve">sokolova@gmail.com</w:t>
+            </w:r>
+          </w:p>
+          <w:p/>
+          <w:p>
+            <w:r>
+              <w:t xml:space="preserve">Генеральный директор ______________ </w:t>
+            </w:r>
+            <w:r>
+              <w:t xml:space="preserve">Д. М. Соколова</w:t>
+            </w:r>
+          </w:p>
+        </w:tc>
+        <w:tc>
+          <w:tcPr>
+            <w:tcW w:w="4680" w:type="dxa"/>
+          </w:tcPr>
+          <w:p>
+            <w:r>
               <w:rPr>
                 <w:b/>
               </w:rPr>
@@ -715,7 +860,7 @@
               <w:t xml:space="preserve">Адрес регистрации: </w:t>
             </w:r>
             <w:r>
-              <w:t xml:space="preserve">394000, г. Воронеж, ш. Баумана, д. 29, кв. 111</w:t>
+              <w:t xml:space="preserve">141300, г. Сергиев Посад, проезд Строителей, д. 64, кв. 70</w:t>
             </w:r>
           </w:p>
           <w:p>
@@ -754,7 +899,7 @@
               <w:t xml:space="preserve">Тел.: </w:t>
             </w:r>
             <w:r>
-              <w:t xml:space="preserve">+7 (843) 378-79-49</w:t>
+              <w:t xml:space="preserve">+7 (383) 416-90-99</w:t>
             </w:r>
           </w:p>
           <w:p>

--- a/tests/corpus_v2/docs/cx_lease_0012.docx
+++ b/tests/corpus_v2/docs/cx_lease_0012.docx
@@ -478,248 +478,34 @@
         </w:tc>
       </w:tr>
     </w:tbl>
-    <w:p/>
-    <w:p>
-      <w:r>
-        <w:rPr>
-          <w:b/>
-        </w:rPr>
-        <w:t xml:space="preserve">3. МЕСТО И СРОКИ ИСПОЛНЕНИЯ</w:t>
-      </w:r>
-    </w:p>
-    <w:p>
-      <w:r>
-        <w:t xml:space="preserve">3.1. Место исполнения обязательств: </w:t>
-      </w:r>
-      <w:r>
-        <w:t xml:space="preserve">143000, г. Одинцово, ул. Советская, д. 24, кв. 182</w:t>
-      </w:r>
-      <w:r>
-        <w:t xml:space="preserve">.</w:t>
-      </w:r>
-    </w:p>
-    <w:p>
-      <w:r>
-        <w:t xml:space="preserve">3.2. Уведомления направляются </w:t>
-      </w:r>
-      <w:r>
-        <w:t xml:space="preserve">Новикову Дмитрию Сергеевичу</w:t>
-      </w:r>
-      <w:r>
-        <w:t xml:space="preserve"> по телефону </w:t>
-      </w:r>
-      <w:r>
-        <w:t xml:space="preserve">+7 (812) 403-26-92</w:t>
-      </w:r>
-      <w:r>
-        <w:t xml:space="preserve">.</w:t>
-      </w:r>
-    </w:p>
-    <w:p>
-      <w:r>
-        <w:t xml:space="preserve">3.3. Срок исполнения обязательств — </w:t>
-      </w:r>
-      <w:r>
-        <w:t xml:space="preserve">в течение сорока пяти дней с момента выставления счета</w:t>
-      </w:r>
-      <w:r>
-        <w:t xml:space="preserve">.</w:t>
-      </w:r>
-    </w:p>
-    <w:p/>
-    <w:p>
-      <w:r>
-        <w:rPr>
-          <w:b/>
-        </w:rPr>
-        <w:t xml:space="preserve">4. ПРОЧИЕ УСЛОВИЯ</w:t>
-      </w:r>
-    </w:p>
-    <w:p>
-      <w:r>
-        <w:t xml:space="preserve">4.1. </w:t>
-      </w:r>
-      <w:r>
-        <w:t xml:space="preserve">Стороны несут ответственность за неисполнение или ненадлежащее исполнение обязательств в соответствии с законодательством Российской Федерации.</w:t>
-      </w:r>
-    </w:p>
-    <w:p>
-      <w:r>
-        <w:t xml:space="preserve">4.2. </w:t>
-      </w:r>
-      <w:r>
-        <w:t xml:space="preserve">Размер неустойки за нарушение сроков оплаты: </w:t>
-      </w:r>
-      <w:r>
-        <w:t xml:space="preserve">0,1 % от стоимости неоплаченных работ</w:t>
-      </w:r>
-      <w:r>
-        <w:t xml:space="preserve">. Предельный размер ответственности: </w:t>
-      </w:r>
-      <w:r>
-        <w:t xml:space="preserve">5 (пять) процентов от цены Договора</w:t>
-      </w:r>
-      <w:r>
-        <w:t xml:space="preserve">, но не более </w:t>
-      </w:r>
-      <w:r>
-        <w:t xml:space="preserve">15 (пятнадцать) процентов от цены Договора</w:t>
-      </w:r>
-      <w:r>
-        <w:t xml:space="preserve">.</w:t>
-      </w:r>
-    </w:p>
-    <w:p>
-      <w:r>
-        <w:t xml:space="preserve">4.3. </w:t>
-      </w:r>
-      <w:r>
-        <w:t xml:space="preserve">Стороны освобождаются от ответственности при наступлении обстоятельств непреодолимой силы, если они прямо повлияли на исполнение обязательств.</w:t>
-      </w:r>
-    </w:p>
-    <w:p>
-      <w:r>
-        <w:t xml:space="preserve">4.4. </w:t>
-      </w:r>
-      <w:r>
-        <w:t xml:space="preserve">Сторона, для которой создалась невозможность исполнения, обязана уведомить другую Сторону. Срок уведомления — </w:t>
-      </w:r>
-      <w:r>
-        <w:t xml:space="preserve">в течение 36 месяцев со дня предъявления требования</w:t>
-      </w:r>
-      <w:r>
-        <w:t xml:space="preserve">.</w:t>
-      </w:r>
-    </w:p>
-    <w:p>
-      <w:r>
-        <w:t xml:space="preserve">4.5. </w:t>
-      </w:r>
-      <w:r>
-        <w:t xml:space="preserve">Все споры и разногласия решаются путём переговоров. Претензионный порядок обязателен, срок ответа на претензию — </w:t>
-      </w:r>
-      <w:r>
-        <w:t xml:space="preserve">в течение тридцати рабочих дней с даты подписания Сторонами акта сдачи-приемки оказанных услуг</w:t>
-      </w:r>
-      <w:r>
-        <w:t xml:space="preserve">.</w:t>
-      </w:r>
-    </w:p>
-    <w:p/>
-    <w:p/>
-    <w:p/>
-    <w:p>
-      <w:r>
-        <w:rPr>
-          <w:b/>
-        </w:rPr>
-        <w:t xml:space="preserve">9. КОНТРОЛЬНЫЕ ВЕЛИЧИНЫ</w:t>
-      </w:r>
-    </w:p>
-    <w:p>
-      <w:r>
-        <w:t xml:space="preserve">9.1. Контрольная запись: </w:t>
-      </w:r>
-      <w:r>
-        <w:rPr>
-          <w:b/>
-        </w:rPr>
-        <w:t xml:space="preserve">1/1</w:t>
-      </w:r>
-      <w:r>
-        <w:t xml:space="preserve">5</w:t>
-      </w:r>
-      <w:r>
-        <w:t xml:space="preserve">.</w:t>
-      </w:r>
-    </w:p>
-    <w:p>
-      <w:r>
-        <w:t xml:space="preserve">9.2. Контрольная запись: </w:t>
-      </w:r>
-      <w:r>
-        <w:rPr>
-          <w:b/>
-        </w:rPr>
-        <w:t xml:space="preserve">721</w:t>
-      </w:r>
-      <w:r>
-        <w:t xml:space="preserve">0002,4 (семь миллионов двести десять тысяч два) рубля</w:t>
-      </w:r>
-      <w:r>
-        <w:t xml:space="preserve">.</w:t>
-      </w:r>
-    </w:p>
-    <w:p>
-      <w:r>
-        <w:t xml:space="preserve">9.3. Контрольная запись: </w:t>
-      </w:r>
-      <w:r>
-        <w:rPr>
-          <w:b/>
-        </w:rPr>
-        <w:t xml:space="preserve">1/1</w:t>
-      </w:r>
-      <w:r>
-        <w:t xml:space="preserve">30 ключевой ставки ЦБ РФ годовых</w:t>
-      </w:r>
-      <w:r>
-        <w:t xml:space="preserve">.</w:t>
-      </w:r>
-    </w:p>
-    <w:p>
-      <w:r>
-        <w:t xml:space="preserve">9.4. Контрольная запись: </w:t>
-      </w:r>
-      <w:r>
-        <w:t xml:space="preserve">в течение 60 (Шести­десяти) банковских дней с мом­ента выставления счета</w:t>
-      </w:r>
-      <w:r>
-        <w:t xml:space="preserve">.</w:t>
-      </w:r>
-    </w:p>
-    <w:p/>
-    <w:p/>
-    <w:p>
-      <w:r>
-        <w:rPr>
-          <w:b/>
-        </w:rPr>
-        <w:t xml:space="preserve">11. УСЛОВИЯ, ОФОРМЛЕННЫЕ СРЕДСТВАМИ РЕДАКТОРА</w:t>
-      </w:r>
-    </w:p>
-    <w:p>
-      <w:r>
-        <w:t xml:space="preserve">11.1. Срок (составное поле): </w:t>
-      </w:r>
-      <w:r>
-        <w:fldChar w:fldCharType="begin"/>
-      </w:r>
-      <w:r>
-        <w:instrText xml:space="preserve"> REF value \h </w:instrText>
-      </w:r>
-      <w:r>
-        <w:fldChar w:fldCharType="separate"/>
-      </w:r>
-      <w:r>
-        <w:t xml:space="preserve">не позднее 11.05.2025</w:t>
-      </w:r>
-      <w:r>
-        <w:fldChar w:fldCharType="end"/>
-      </w:r>
-      <w:r>
-        <w:t xml:space="preserve">.</w:t>
-      </w:r>
-    </w:p>
-    <w:p>
-      <w:r>
-        <w:rPr>
-          <w:b/>
-        </w:rPr>
-        <w:t xml:space="preserve">РЕКВИЗИТЫ И ПОДПИСИ СТОРОН</w:t>
-      </w:r>
-    </w:p>
-    <w:p/>
+    <w:p>
+      <w:r>
+        <w:t xml:space="preserve">2.8. </w:t>
+      </w:r>
+      <w:r>
+        <w:t xml:space="preserve">Платёж по налогу перечисляется на код бюджетной классификации </w:t>
+      </w:r>
+      <w:r>
+        <w:t xml:space="preserve">182 101 010 110 110 001 10</w:t>
+      </w:r>
+      <w:r>
+        <w:t xml:space="preserve">, получатель — территориальный орган Федерального казначейства.</w:t>
+      </w:r>
+    </w:p>
+    <w:p>
+      <w:r>
+        <w:t xml:space="preserve">2.9. </w:t>
+      </w:r>
+      <w:r>
+        <w:t xml:space="preserve">Полномочия подтверждаются свидетельством о рождении, выдано </w:t>
+      </w:r>
+      <w:r>
+        <w:t xml:space="preserve">27.01.2011</w:t>
+      </w:r>
+      <w:r>
+        <w:t xml:space="preserve"> отделом ЗАГС.</w:t>
+      </w:r>
+    </w:p>
     <w:tbl>
       <w:tblPr>
         <w:tblW w:w="9360" w:type="dxa"/>
@@ -743,95 +529,7 @@
           </w:tcPr>
           <w:p>
             <w:r>
-              <w:rPr>
-                <w:b/>
-              </w:rPr>
-              <w:t xml:space="preserve">Арендодатель:</w:t>
-            </w:r>
-          </w:p>
-          <w:p>
-            <w:r>
-              <w:t xml:space="preserve">АО «Гранит»</w:t>
-            </w:r>
-          </w:p>
-          <w:p>
-            <w:r>
-              <w:t xml:space="preserve">Юридический адрес: </w:t>
-            </w:r>
-            <w:r>
-              <w:t xml:space="preserve">143400, г. Красногорск, наб. Ленинградская, д. 77, кв. 104</w:t>
-            </w:r>
-          </w:p>
-          <w:p>
-            <w:r>
-              <w:t xml:space="preserve">ИНН </w:t>
-            </w:r>
-            <w:r>
-              <w:t xml:space="preserve">6784217469</w:t>
-            </w:r>
-            <w:r>
-              <w:t xml:space="preserve"> КПП </w:t>
-            </w:r>
-            <w:r>
-              <w:t xml:space="preserve">285045218</w:t>
-            </w:r>
-          </w:p>
-          <w:p>
-            <w:r>
-              <w:t xml:space="preserve">ОГРН </w:t>
-            </w:r>
-            <w:r>
-              <w:t xml:space="preserve">1169570728040</w:t>
-            </w:r>
-          </w:p>
-          <w:p>
-            <w:r>
-              <w:t xml:space="preserve">р/с </w:t>
-            </w:r>
-            <w:r>
-              <w:t xml:space="preserve">40702810688214734727</w:t>
-            </w:r>
-            <w:r>
-              <w:t xml:space="preserve"> в ПАО Сбербанк</w:t>
-            </w:r>
-          </w:p>
-          <w:p>
-            <w:r>
-              <w:t xml:space="preserve">к/с </w:t>
-            </w:r>
-            <w:r>
-              <w:t xml:space="preserve">30101810400000000225</w:t>
-            </w:r>
-            <w:r>
-              <w:t xml:space="preserve"> БИК </w:t>
-            </w:r>
-            <w:r>
-              <w:t xml:space="preserve">044525225</w:t>
-            </w:r>
-          </w:p>
-          <w:p>
-            <w:r>
-              <w:t xml:space="preserve">Тел.: </w:t>
-            </w:r>
-            <w:r>
-              <w:t xml:space="preserve">+7 (846) 790-19-79</w:t>
-            </w:r>
-          </w:p>
-          <w:p>
-            <w:r>
-              <w:t xml:space="preserve">E-mail: </w:t>
-            </w:r>
-            <w:r>
-              <w:t xml:space="preserve">sokolova@gmail.com</w:t>
-            </w:r>
-          </w:p>
-          <w:p/>
-          <w:p>
-            <w:r>
-              <w:t xml:space="preserve">Генеральный директор ______________ </w:t>
-            </w:r>
-            <w:r>
-              <w:t xml:space="preserve">Д. М. Соколова</w:t>
+              <w:t xml:space="preserve">4</w:t>
             </w:r>
           </w:p>
         </w:tc>
@@ -841,6 +539,395 @@
           </w:tcPr>
           <w:p>
             <w:r>
+              <w:t xml:space="preserve">РУБ.</w:t>
+            </w:r>
+          </w:p>
+        </w:tc>
+      </w:tr>
+    </w:tbl>
+    <w:p>
+      <w:r>
+        <w:t xml:space="preserve">2.10. </w:t>
+      </w:r>
+      <w:r>
+        <w:t xml:space="preserve">Поставке подлежит насос модели </w:t>
+      </w:r>
+      <w:r>
+        <w:t xml:space="preserve">ЭЦВ-6-10-80h</w:t>
+      </w:r>
+      <w:r>
+        <w:t xml:space="preserve"> и кабель марки </w:t>
+      </w:r>
+      <w:r>
+        <w:t xml:space="preserve">ВВГнг(А)-LSt</w:t>
+      </w:r>
+      <w:r>
+        <w:t xml:space="preserve">.</w:t>
+      </w:r>
+    </w:p>
+    <w:p/>
+    <w:p>
+      <w:r>
+        <w:rPr>
+          <w:b/>
+        </w:rPr>
+        <w:t xml:space="preserve">3. МЕСТО И СРОКИ ИСПОЛНЕНИЯ</w:t>
+      </w:r>
+    </w:p>
+    <w:p>
+      <w:r>
+        <w:t xml:space="preserve">3.1. Место исполнения обязательств: </w:t>
+      </w:r>
+      <w:r>
+        <w:t xml:space="preserve">394000, г. Воронеж, пер. Садовая, д. 17, кв. 166</w:t>
+      </w:r>
+      <w:r>
+        <w:t xml:space="preserve">.</w:t>
+      </w:r>
+    </w:p>
+    <w:p>
+      <w:r>
+        <w:t xml:space="preserve">3.2. Уведомления направляются </w:t>
+      </w:r>
+      <w:r>
+        <w:t xml:space="preserve">Новикову Дмитрию Сергеевичу</w:t>
+      </w:r>
+      <w:r>
+        <w:t xml:space="preserve"> по телефону </w:t>
+      </w:r>
+      <w:r>
+        <w:t xml:space="preserve">+7 (843) 122-64-85</w:t>
+      </w:r>
+      <w:r>
+        <w:t xml:space="preserve">.</w:t>
+      </w:r>
+    </w:p>
+    <w:p>
+      <w:r>
+        <w:t xml:space="preserve">3.3. Срок исполнения обязательств — </w:t>
+      </w:r>
+      <w:r>
+        <w:t xml:space="preserve">в течение пяти дней с момента выставления счета</w:t>
+      </w:r>
+      <w:r>
+        <w:t xml:space="preserve">.</w:t>
+      </w:r>
+    </w:p>
+    <w:p/>
+    <w:p>
+      <w:r>
+        <w:rPr>
+          <w:b/>
+        </w:rPr>
+        <w:t xml:space="preserve">4. ПРОЧИЕ УСЛОВИЯ</w:t>
+      </w:r>
+    </w:p>
+    <w:p>
+      <w:r>
+        <w:t xml:space="preserve">4.1. </w:t>
+      </w:r>
+      <w:r>
+        <w:t xml:space="preserve">Стороны несут ответственность за неисполнение или ненадлежащее исполнение обязательств в соответствии с законодательством Российской Федерации.</w:t>
+      </w:r>
+    </w:p>
+    <w:p>
+      <w:r>
+        <w:t xml:space="preserve">4.2. </w:t>
+      </w:r>
+      <w:r>
+        <w:t xml:space="preserve">Размер неустойки за нарушение сроков оплаты: </w:t>
+      </w:r>
+      <w:r>
+        <w:t xml:space="preserve">0,1 % от стоимости неоплаченных работ</w:t>
+      </w:r>
+      <w:r>
+        <w:t xml:space="preserve">. Предельный размер ответственности: </w:t>
+      </w:r>
+      <w:r>
+        <w:t xml:space="preserve">20 (двадцать) процентов от цены Договора</w:t>
+      </w:r>
+      <w:r>
+        <w:t xml:space="preserve">, но не более </w:t>
+      </w:r>
+      <w:r>
+        <w:t xml:space="preserve">15 (пятнадцать) процентов от цены Договора</w:t>
+      </w:r>
+      <w:r>
+        <w:t xml:space="preserve">.</w:t>
+      </w:r>
+    </w:p>
+    <w:p>
+      <w:r>
+        <w:t xml:space="preserve">4.3. </w:t>
+      </w:r>
+      <w:r>
+        <w:t xml:space="preserve">Стороны освобождаются от ответственности при наступлении обстоятельств непреодолимой силы, если они прямо повлияли на исполнение обязательств.</w:t>
+      </w:r>
+    </w:p>
+    <w:p>
+      <w:r>
+        <w:t xml:space="preserve">4.4. </w:t>
+      </w:r>
+      <w:r>
+        <w:t xml:space="preserve">Сторона, для которой создалась невозможность исполнения, обязана уведомить другую Сторону. Срок уведомления — </w:t>
+      </w:r>
+      <w:r>
+        <w:t xml:space="preserve">в течение 36 месяцев со дня предъявления требования</w:t>
+      </w:r>
+      <w:r>
+        <w:t xml:space="preserve">.</w:t>
+      </w:r>
+    </w:p>
+    <w:p>
+      <w:r>
+        <w:t xml:space="preserve">4.5. </w:t>
+      </w:r>
+      <w:r>
+        <w:t xml:space="preserve">Все споры и разногласия решаются путём переговоров. Претензионный порядок обязателен, срок ответа на претензию — </w:t>
+      </w:r>
+      <w:r>
+        <w:t xml:space="preserve">в течение семи рабочих дней с даты подписания Сторонами акта сдачи-приемки оказанных услуг</w:t>
+      </w:r>
+      <w:r>
+        <w:t xml:space="preserve">.</w:t>
+      </w:r>
+    </w:p>
+    <w:p/>
+    <w:p/>
+    <w:p/>
+    <w:p>
+      <w:r>
+        <w:rPr>
+          <w:b/>
+        </w:rPr>
+        <w:t xml:space="preserve">9. КОНТРОЛЬНЫЕ ВЕЛИЧИНЫ</w:t>
+      </w:r>
+    </w:p>
+    <w:p>
+      <w:r>
+        <w:t xml:space="preserve">9.1. Контрольная запись: </w:t>
+      </w:r>
+      <w:r>
+        <w:rPr>
+          <w:b/>
+        </w:rPr>
+        <w:t xml:space="preserve">5/1</w:t>
+      </w:r>
+      <w:r>
+        <w:t xml:space="preserve">9</w:t>
+      </w:r>
+      <w:r>
+        <w:t xml:space="preserve">.</w:t>
+      </w:r>
+    </w:p>
+    <w:p>
+      <w:r>
+        <w:t xml:space="preserve">9.2. Контрольная запись: </w:t>
+      </w:r>
+      <w:r>
+        <w:rPr>
+          <w:b/>
+        </w:rPr>
+        <w:t xml:space="preserve">7610</w:t>
+      </w:r>
+      <w:r>
+        <w:t xml:space="preserve">0002,5 (семьдесят шесть миллионов сто тысяч два) рубля</w:t>
+      </w:r>
+      <w:r>
+        <w:t xml:space="preserve">.</w:t>
+      </w:r>
+    </w:p>
+    <w:p>
+      <w:r>
+        <w:t xml:space="preserve">9.3. Контрольная запись: </w:t>
+      </w:r>
+      <w:r>
+        <w:rPr>
+          <w:b/>
+        </w:rPr>
+        <w:t xml:space="preserve">1/1</w:t>
+      </w:r>
+      <w:r>
+        <w:t xml:space="preserve">30 ключевой ставки ЦБ РФ годовых</w:t>
+      </w:r>
+      <w:r>
+        <w:t xml:space="preserve">.</w:t>
+      </w:r>
+    </w:p>
+    <w:p>
+      <w:r>
+        <w:t xml:space="preserve">9.4. Контрольная запись: </w:t>
+      </w:r>
+      <w:r>
+        <w:t xml:space="preserve">не поздн е⁠е 20.10.2026</w:t>
+      </w:r>
+      <w:r>
+        <w:t xml:space="preserve">.</w:t>
+      </w:r>
+    </w:p>
+    <w:p/>
+    <w:p/>
+    <w:p>
+      <w:r>
+        <w:rPr>
+          <w:b/>
+        </w:rPr>
+        <w:t xml:space="preserve">11. УСЛОВИЯ, ОФОРМЛЕННЫЕ СРЕДСТВАМИ РЕДАКТОРА</w:t>
+      </w:r>
+    </w:p>
+    <w:p>
+      <w:r>
+        <w:t xml:space="preserve">11.1. Срок (составное поле): </w:t>
+      </w:r>
+      <w:r>
+        <w:fldChar w:fldCharType="begin"/>
+      </w:r>
+      <w:r>
+        <w:instrText xml:space="preserve"> REF value \h </w:instrText>
+      </w:r>
+      <w:r>
+        <w:fldChar w:fldCharType="separate"/>
+      </w:r>
+      <w:r>
+        <w:t xml:space="preserve">не позднее 20.07.2025</w:t>
+      </w:r>
+      <w:r>
+        <w:fldChar w:fldCharType="end"/>
+      </w:r>
+      <w:r>
+        <w:t xml:space="preserve">.</w:t>
+      </w:r>
+    </w:p>
+    <w:p>
+      <w:r>
+        <w:rPr>
+          <w:b/>
+        </w:rPr>
+        <w:t xml:space="preserve">РЕКВИЗИТЫ И ПОДПИСИ СТОРОН</w:t>
+      </w:r>
+    </w:p>
+    <w:p/>
+    <w:tbl>
+      <w:tblPr>
+        <w:tblW w:w="9360" w:type="dxa"/>
+        <w:tblBorders>
+          <w:top w:val="single" w:sz="4" w:color="auto"/>
+          <w:left w:val="single" w:sz="4" w:color="auto"/>
+          <w:bottom w:val="single" w:sz="4" w:color="auto"/>
+          <w:right w:val="single" w:sz="4" w:color="auto"/>
+          <w:insideH w:val="single" w:sz="4" w:color="auto"/>
+          <w:insideV w:val="single" w:sz="4" w:color="auto"/>
+        </w:tblBorders>
+      </w:tblPr>
+      <w:tblGrid>
+        <w:gridCol w:w="4680"/>
+        <w:gridCol w:w="4680"/>
+      </w:tblGrid>
+      <w:tr>
+        <w:tc>
+          <w:tcPr>
+            <w:tcW w:w="4680" w:type="dxa"/>
+          </w:tcPr>
+          <w:p>
+            <w:r>
+              <w:rPr>
+                <w:b/>
+              </w:rPr>
+              <w:t xml:space="preserve">Арендодатель:</w:t>
+            </w:r>
+          </w:p>
+          <w:p>
+            <w:r>
+              <w:t xml:space="preserve">АО «Гранит»</w:t>
+            </w:r>
+          </w:p>
+          <w:p>
+            <w:r>
+              <w:t xml:space="preserve">Юридический адрес: </w:t>
+            </w:r>
+            <w:r>
+              <w:t xml:space="preserve">394000, г. Воронеж, ш. Баумана, д. 29, кв. 111</w:t>
+            </w:r>
+          </w:p>
+          <w:p>
+            <w:r>
+              <w:t xml:space="preserve">ИНН </w:t>
+            </w:r>
+            <w:r>
+              <w:t xml:space="preserve">6784217469</w:t>
+            </w:r>
+            <w:r>
+              <w:t xml:space="preserve"> КПП </w:t>
+            </w:r>
+            <w:r>
+              <w:t xml:space="preserve">285045218</w:t>
+            </w:r>
+          </w:p>
+          <w:p>
+            <w:r>
+              <w:t xml:space="preserve">ОГРН </w:t>
+            </w:r>
+            <w:r>
+              <w:t xml:space="preserve">1169570728040</w:t>
+            </w:r>
+          </w:p>
+          <w:p>
+            <w:r>
+              <w:t xml:space="preserve">р/с </w:t>
+            </w:r>
+            <w:r>
+              <w:t xml:space="preserve">40702810688214734727</w:t>
+            </w:r>
+            <w:r>
+              <w:t xml:space="preserve"> в ПАО Сбербанк</w:t>
+            </w:r>
+          </w:p>
+          <w:p>
+            <w:r>
+              <w:t xml:space="preserve">к/с </w:t>
+            </w:r>
+            <w:r>
+              <w:t xml:space="preserve">30101810400000000225</w:t>
+            </w:r>
+            <w:r>
+              <w:t xml:space="preserve"> БИК </w:t>
+            </w:r>
+            <w:r>
+              <w:t xml:space="preserve">044525225</w:t>
+            </w:r>
+          </w:p>
+          <w:p>
+            <w:r>
+              <w:t xml:space="preserve">Тел.: </w:t>
+            </w:r>
+            <w:r>
+              <w:t xml:space="preserve">+7 (843) 378-79-49</w:t>
+            </w:r>
+          </w:p>
+          <w:p>
+            <w:r>
+              <w:t xml:space="preserve">E-mail: </w:t>
+            </w:r>
+            <w:r>
+              <w:t xml:space="preserve">sokolova@list.ru</w:t>
+            </w:r>
+          </w:p>
+          <w:p/>
+          <w:p>
+            <w:r>
+              <w:t xml:space="preserve">Генеральный директор ______________ </w:t>
+            </w:r>
+            <w:r>
+              <w:t xml:space="preserve">Д. М. Соколова</w:t>
+            </w:r>
+          </w:p>
+        </w:tc>
+        <w:tc>
+          <w:tcPr>
+            <w:tcW w:w="4680" w:type="dxa"/>
+          </w:tcPr>
+          <w:p>
+            <w:r>
               <w:rPr>
                 <w:b/>
               </w:rPr>
@@ -860,7 +947,7 @@
               <w:t xml:space="preserve">Адрес регистрации: </w:t>
             </w:r>
             <w:r>
-              <w:t xml:space="preserve">141300, г. Сергиев Посад, проезд Строителей, д. 64, кв. 70</w:t>
+              <w:t xml:space="preserve">190000, г. Санкт-Петербург, наб. Советская, д. 36, кв. 110</w:t>
             </w:r>
           </w:p>
           <w:p>
@@ -899,7 +986,7 @@
               <w:t xml:space="preserve">Тел.: </w:t>
             </w:r>
             <w:r>
-              <w:t xml:space="preserve">+7 (383) 416-90-99</w:t>
+              <w:t xml:space="preserve">+7 (846) 576-54-59</w:t>
             </w:r>
           </w:p>
           <w:p>
@@ -907,7 +994,7 @@
               <w:t xml:space="preserve">E-mail: </w:t>
             </w:r>
             <w:r>
-              <w:t xml:space="preserve">novikov@list.ru</w:t>
+              <w:t xml:space="preserve">novikov@inbox.ru</w:t>
             </w:r>
           </w:p>
           <w:p/>
@@ -967,13 +1054,13 @@
       <w:t xml:space="preserve">Исполнитель документа: </w:t>
     </w:r>
     <w:r>
-      <w:t xml:space="preserve">Никитина Н. С.</w:t>
+      <w:t xml:space="preserve">Петров П. О.</w:t>
     </w:r>
     <w:r>
       <w:t xml:space="preserve">, тел. </w:t>
     </w:r>
     <w:r>
-      <w:t xml:space="preserve">8(812)2507497</w:t>
+      <w:t xml:space="preserve">8(812)8894114</w:t>
     </w:r>
   </w:p>
 </w:ftr>
@@ -986,13 +1073,13 @@
       <w:t xml:space="preserve">АО «Гранит» · </w:t>
     </w:r>
     <w:r>
-      <w:t xml:space="preserve">+7 (495) 154-45-64</w:t>
+      <w:t xml:space="preserve">+7 (499) 984-57-28</w:t>
     </w:r>
     <w:r>
       <w:t xml:space="preserve"> · </w:t>
     </w:r>
     <w:r>
-      <w:t xml:space="preserve">sokolova@sibtrans.ru</w:t>
+      <w:t xml:space="preserve">sokolova@bk.ru</w:t>
     </w:r>
   </w:p>
 </w:hdr>

--- a/tests/corpus_v2/docs/cx_lease_0012.docx
+++ b/tests/corpus_v2/docs/cx_lease_0012.docx
@@ -112,7 +112,7 @@
         <w:t xml:space="preserve">Срок передачи помещения по акту приёма-передачи — </w:t>
       </w:r>
       <w:r>
-        <w:t xml:space="preserve">в течение 7 календарных дней со дня предъявления требования</w:t>
+        <w:t xml:space="preserve">в течение 20 календарных дней со дня предъявления требования</w:t>
       </w:r>
       <w:r>
         <w:t xml:space="preserve">.</w:t>
@@ -126,7 +126,7 @@
         <w:t xml:space="preserve">Арендная плата за месяц: </w:t>
       </w:r>
       <w:r>
-        <w:t xml:space="preserve">не более 289 000 (Двухсот восьмидесяти девяти тысяч) рублей 5 коп.</w:t>
+        <w:t xml:space="preserve">не более 106 000 (Ста шести тысяч) рублей 5 коп.</w:t>
       </w:r>
       <w:r>
         <w:t xml:space="preserve">, </w:t>
@@ -144,6 +144,101 @@
       </w:r>
       <w:r>
         <w:t xml:space="preserve">Арендатор обязан поддерживать помещение в исправном состоянии и производить текущий ремонт за свой счёт.</w:t>
+      </w:r>
+    </w:p>
+    <w:p>
+      <w:r>
+        <w:t xml:space="preserve">1.5. </w:t>
+      </w:r>
+      <w:r>
+        <w:t xml:space="preserve">Товар отгружается по товарной накладной ТОРГ-12 № </w:t>
+      </w:r>
+      <w:r>
+        <w:t xml:space="preserve">044571160</w:t>
+      </w:r>
+      <w:r>
+        <w:t xml:space="preserve">. Позиция учитывается в каталоге поставщика под номером </w:t>
+      </w:r>
+      <w:r>
+        <w:t xml:space="preserve">040648771</w:t>
+      </w:r>
+      <w:r>
+        <w:t xml:space="preserve">. Изделию присвоен заводской номер </w:t>
+      </w:r>
+      <w:r>
+        <w:t xml:space="preserve">049635137</w:t>
+      </w:r>
+      <w:r>
+        <w:t xml:space="preserve">.</w:t>
+      </w:r>
+    </w:p>
+    <w:p>
+      <w:r>
+        <w:t xml:space="preserve">1.6. </w:t>
+      </w:r>
+      <w:r>
+        <w:t xml:space="preserve">Финансирование ведётся по коду целевых средств </w:t>
+      </w:r>
+      <w:r>
+        <w:t xml:space="preserve">049014749</w:t>
+      </w:r>
+      <w:r>
+        <w:t xml:space="preserve">, предусмотренному приказом Минфина России № 157н. </w:t>
+      </w:r>
+      <w:r>
+        <w:t xml:space="preserve">БИК не указан, номер заявки — </w:t>
+      </w:r>
+      <w:r>
+        <w:t xml:space="preserve">048844011</w:t>
+      </w:r>
+      <w:r>
+        <w:t xml:space="preserve">.</w:t>
+      </w:r>
+    </w:p>
+    <w:p>
+      <w:r>
+        <w:t xml:space="preserve">1.7. </w:t>
+      </w:r>
+      <w:r>
+        <w:t xml:space="preserve">Учёт потребления ведётся по лицевому счёту </w:t>
+      </w:r>
+      <w:r>
+        <w:t xml:space="preserve">83396598048</w:t>
+      </w:r>
+      <w:r>
+        <w:t xml:space="preserve">. Приложение к настоящему разделу зарегистрировано за номером </w:t>
+      </w:r>
+      <w:r>
+        <w:t xml:space="preserve">85021876599</w:t>
+      </w:r>
+      <w:r>
+        <w:t xml:space="preserve">. Заводской номер прибора учёта — </w:t>
+      </w:r>
+      <w:r>
+        <w:t xml:space="preserve">83596226888</w:t>
+      </w:r>
+      <w:r>
+        <w:t xml:space="preserve">.</w:t>
+      </w:r>
+    </w:p>
+    <w:p>
+      <w:r>
+        <w:t xml:space="preserve">1.8. </w:t>
+      </w:r>
+      <w:r>
+        <w:t xml:space="preserve">Сведения внесены в реестр за номером </w:t>
+      </w:r>
+      <w:r>
+        <w:t xml:space="preserve">80711482444</w:t>
+      </w:r>
+      <w:r>
+        <w:t xml:space="preserve">, как предусмотрено пунктом 2 статьи 434 Гражданского кодекса Российской Федерации. Уведомление о регистрации имеет исходящий № </w:t>
+      </w:r>
+      <w:r>
+        <w:t xml:space="preserve">88035145775</w:t>
+      </w:r>
+      <w:r>
+        <w:t xml:space="preserve">.</w:t>
       </w:r>
     </w:p>
     <w:p/>
@@ -160,7 +255,7 @@
         <w:t xml:space="preserve">2.1. Общая цена Договора: </w:t>
       </w:r>
       <w:r>
-        <w:t xml:space="preserve">Четыре миллиона девятьсот тысяч рублей 50 копеек</w:t>
+        <w:t xml:space="preserve">Два миллиона девятьсот пятьдесят тысяч рублей 50 копеек</w:t>
       </w:r>
       <w:r>
         <w:t xml:space="preserve">, НДС не облагается</w:t>
@@ -180,7 +275,7 @@
         <w:t xml:space="preserve">, но не более </w:t>
       </w:r>
       <w:r>
-        <w:t xml:space="preserve">20 (двадцать) процентов от цены Договора</w:t>
+        <w:t xml:space="preserve">15 (пятнадцать) процентов от цены Договора</w:t>
       </w:r>
       <w:r>
         <w:t xml:space="preserve">.</w:t>
@@ -191,7 +286,7 @@
         <w:t xml:space="preserve">2.3. Срок оплаты — </w:t>
       </w:r>
       <w:r>
-        <w:t xml:space="preserve">не позднее 18.07.2026</w:t>
+        <w:t xml:space="preserve">не позднее 25.06.2026</w:t>
       </w:r>
       <w:r>
         <w:t xml:space="preserve">.</w:t>
@@ -211,7 +306,7 @@
         <w:t xml:space="preserve">, артикул </w:t>
       </w:r>
       <w:r>
-        <w:t xml:space="preserve">RM-9636-81</w:t>
+        <w:t xml:space="preserve">RM-8072-32</w:t>
       </w:r>
       <w:r>
         <w:t xml:space="preserve">, код </w:t>
@@ -271,49 +366,49 @@
         <w:t xml:space="preserve">. Товар отгружается с сопроводительным документом паспорт качества № </w:t>
       </w:r>
       <w:r>
-        <w:t xml:space="preserve">28 08 177469</w:t>
+        <w:t xml:space="preserve">48 05 530548</w:t>
       </w:r>
       <w:r>
         <w:t xml:space="preserve">. К партии приложен паспорт изделия № </w:t>
       </w:r>
       <w:r>
-        <w:t xml:space="preserve">41 24 332191</w:t>
+        <w:t xml:space="preserve">88 24 740094</w:t>
       </w:r>
       <w:r>
         <w:t xml:space="preserve">. Оборудование поставляется с паспортом транспортного средства № </w:t>
       </w:r>
       <w:r>
-        <w:t xml:space="preserve">58 21 147090</w:t>
+        <w:t xml:space="preserve">68 01 063250</w:t>
       </w:r>
       <w:r>
         <w:t xml:space="preserve">. Приёмка производится согласно техническому паспорту </w:t>
       </w:r>
       <w:r>
-        <w:t xml:space="preserve">58 17 877986</w:t>
+        <w:t xml:space="preserve">16 19 386959</w:t>
       </w:r>
       <w:r>
         <w:t xml:space="preserve">. СНИЛС не указан, номер заказа </w:t>
       </w:r>
       <w:r>
-        <w:t xml:space="preserve">179-782-470 61</w:t>
+        <w:t xml:space="preserve">790-252-037 35</w:t>
       </w:r>
       <w:r>
         <w:t xml:space="preserve">. Дата рождения не проставлена, документ выдан </w:t>
       </w:r>
       <w:r>
-        <w:t xml:space="preserve">26.03.2015</w:t>
+        <w:t xml:space="preserve">25.02.2022</w:t>
       </w:r>
       <w:r>
         <w:t xml:space="preserve">. Код подразделения, см. артикул </w:t>
       </w:r>
       <w:r>
-        <w:t xml:space="preserve">156-679</w:t>
+        <w:t xml:space="preserve">127-966</w:t>
       </w:r>
       <w:r>
         <w:t xml:space="preserve">. Цена — </w:t>
       </w:r>
       <w:r>
-        <w:t xml:space="preserve">9 190 000 (Девять миллионов сто девяносто тысяч) руб. 00 копеек</w:t>
+        <w:t xml:space="preserve">3 980 000 (Три миллиона девятьсот восемьдесят тысяч) руб. 00 копеек</w:t>
       </w:r>
       <w:r>
         <w:t xml:space="preserve">, в т.ч. НДС </w:t>
@@ -333,25 +428,25 @@
         <w:t xml:space="preserve">Товар маркирован штрихкодом </w:t>
       </w:r>
       <w:r>
-        <w:t xml:space="preserve">4608434615267</w:t>
+        <w:t xml:space="preserve">4604179196991</w:t>
       </w:r>
       <w:r>
         <w:t xml:space="preserve">. Код контрагента по ОКПО — </w:t>
       </w:r>
       <w:r>
-        <w:t xml:space="preserve">1050990513</w:t>
+        <w:t xml:space="preserve">0413490936</w:t>
       </w:r>
       <w:r>
         <w:t xml:space="preserve">. Оборудование учтено под инвентарным номером </w:t>
       </w:r>
       <w:r>
-        <w:t xml:space="preserve">046040373</w:t>
+        <w:t xml:space="preserve">044383621</w:t>
       </w:r>
       <w:r>
         <w:t xml:space="preserve">, складской позиции присвоен номер </w:t>
       </w:r>
       <w:r>
-        <w:t xml:space="preserve">636986494</w:t>
+        <w:t xml:space="preserve">730654184</w:t>
       </w:r>
       <w:r>
         <w:t xml:space="preserve">.</w:t>
@@ -365,19 +460,19 @@
         <w:t xml:space="preserve">Оплата по счёту-фактуре на КБК </w:t>
       </w:r>
       <w:r>
-        <w:t xml:space="preserve">18210101011011000146</w:t>
+        <w:t xml:space="preserve">18210101011011000150</w:t>
       </w:r>
       <w:r>
         <w:t xml:space="preserve">. ИНН не присвоен, регистрационный № </w:t>
       </w:r>
       <w:r>
-        <w:t xml:space="preserve">1348394716</w:t>
+        <w:t xml:space="preserve">5579252732</w:t>
       </w:r>
       <w:r>
         <w:t xml:space="preserve">. ИНН не присвоен, платёжный документ № </w:t>
       </w:r>
       <w:r>
-        <w:t xml:space="preserve">679078748336</w:t>
+        <w:t xml:space="preserve">909696448089</w:t>
       </w:r>
       <w:r>
         <w:t xml:space="preserve">. Заказчик действует в лице </w:t>
@@ -397,7 +492,7 @@
         <w:t xml:space="preserve">Массовая доля влаги в товаре — </w:t>
       </w:r>
       <w:r>
-        <w:t xml:space="preserve">не более 16 %</w:t>
+        <w:t xml:space="preserve">не более 9 %</w:t>
       </w:r>
       <w:r>
         <w:t xml:space="preserve">. Товар подлежит хранению </w:t>
@@ -472,7 +567,7 @@
           </w:tcPr>
           <w:p>
             <w:r>
-              <w:t xml:space="preserve">6514744737</w:t>
+              <w:t xml:space="preserve">6179797036</w:t>
             </w:r>
           </w:p>
         </w:tc>
@@ -500,7 +595,7 @@
         <w:t xml:space="preserve">Полномочия подтверждаются свидетельством о рождении, выдано </w:t>
       </w:r>
       <w:r>
-        <w:t xml:space="preserve">27.01.2011</w:t>
+        <w:t xml:space="preserve">28.09.2016</w:t>
       </w:r>
       <w:r>
         <w:t xml:space="preserve"> отделом ЗАГС.</w:t>
@@ -529,7 +624,7 @@
           </w:tcPr>
           <w:p>
             <w:r>
-              <w:t xml:space="preserve">4</w:t>
+              <w:t xml:space="preserve">3</w:t>
             </w:r>
           </w:p>
         </w:tc>
@@ -579,7 +674,7 @@
         <w:t xml:space="preserve">3.1. Место исполнения обязательств: </w:t>
       </w:r>
       <w:r>
-        <w:t xml:space="preserve">394000, г. Воронеж, пер. Садовая, д. 17, кв. 166</w:t>
+        <w:t xml:space="preserve">620014, г. Екатеринбург, наб. Победы, д. 88, кв. 25</w:t>
       </w:r>
       <w:r>
         <w:t xml:space="preserve">.</w:t>
@@ -596,7 +691,7 @@
         <w:t xml:space="preserve"> по телефону </w:t>
       </w:r>
       <w:r>
-        <w:t xml:space="preserve">+7 (843) 122-64-85</w:t>
+        <w:t xml:space="preserve">+7 (499) 804-21-19</w:t>
       </w:r>
       <w:r>
         <w:t xml:space="preserve">.</w:t>
@@ -607,7 +702,111 @@
         <w:t xml:space="preserve">3.3. Срок исполнения обязательств — </w:t>
       </w:r>
       <w:r>
-        <w:t xml:space="preserve">в течение пяти дней с момента выставления счета</w:t>
+        <w:t xml:space="preserve">в течение тридцати дней с момента выставления счета</w:t>
+      </w:r>
+      <w:r>
+        <w:t xml:space="preserve">.</w:t>
+      </w:r>
+    </w:p>
+    <w:p>
+      <w:r>
+        <w:t xml:space="preserve">3.4. </w:t>
+      </w:r>
+      <w:r>
+        <w:t xml:space="preserve">Работы выполняются за счёт средств бюджета по коду бюджетной классификации </w:t>
+      </w:r>
+      <w:r>
+        <w:t xml:space="preserve">18260282567378469859</w:t>
+      </w:r>
+      <w:r>
+        <w:t xml:space="preserve">. Показания счётчика снимаются по прибору с заводским номером </w:t>
+      </w:r>
+      <w:r>
+        <w:t xml:space="preserve">39415091336611596647</w:t>
+      </w:r>
+      <w:r>
+        <w:t xml:space="preserve">.</w:t>
+      </w:r>
+    </w:p>
+    <w:p>
+      <w:r>
+        <w:t xml:space="preserve">3.5. </w:t>
+      </w:r>
+      <w:r>
+        <w:t xml:space="preserve">Счёт на оплату содержит УИН </w:t>
+      </w:r>
+      <w:r>
+        <w:t xml:space="preserve">18209353472728590960</w:t>
+      </w:r>
+      <w:r>
+        <w:t xml:space="preserve">. Счёт-проформа к настоящему Договору имеет номер </w:t>
+      </w:r>
+      <w:r>
+        <w:t xml:space="preserve">77715030742937067696</w:t>
+      </w:r>
+      <w:r>
+        <w:t xml:space="preserve">. В силу статьи 855 Гражданского кодекса Российской Федерации списание со счёта ведётся по коду вида дохода </w:t>
+      </w:r>
+      <w:r>
+        <w:t xml:space="preserve">18210637645421303880</w:t>
+      </w:r>
+      <w:r>
+        <w:t xml:space="preserve">.</w:t>
+      </w:r>
+    </w:p>
+    <w:p>
+      <w:r>
+        <w:t xml:space="preserve">3.6. </w:t>
+      </w:r>
+      <w:r>
+        <w:t xml:space="preserve">ИНН у иностранного контрагента отсутствует, номер в торговом реестре — </w:t>
+      </w:r>
+      <w:r>
+        <w:t xml:space="preserve">6514744737</w:t>
+      </w:r>
+      <w:r>
+        <w:t xml:space="preserve">. ИНН приводится в приложении; номер спецификации — </w:t>
+      </w:r>
+      <w:r>
+        <w:t xml:space="preserve">9391303898</w:t>
+      </w:r>
+      <w:r>
+        <w:t xml:space="preserve">. Постановка на учёт производится по статье 84 Налогового кодекса Российской Федерации, решение № </w:t>
+      </w:r>
+      <w:r>
+        <w:t xml:space="preserve">1271342094</w:t>
+      </w:r>
+      <w:r>
+        <w:t xml:space="preserve">.</w:t>
+      </w:r>
+    </w:p>
+    <w:p>
+      <w:r>
+        <w:t xml:space="preserve">3.7. </w:t>
+      </w:r>
+      <w:r>
+        <w:t xml:space="preserve">Регистрационный номер партии товара — </w:t>
+      </w:r>
+      <w:r>
+        <w:t xml:space="preserve">2018971160</w:t>
+      </w:r>
+      <w:r>
+        <w:t xml:space="preserve">. Содержание примеси не превышает </w:t>
+      </w:r>
+      <w:r>
+        <w:t xml:space="preserve">2,2 %</w:t>
+      </w:r>
+      <w:r>
+        <w:t xml:space="preserve">. Прибор имеет погрешность не более </w:t>
+      </w:r>
+      <w:r>
+        <w:t xml:space="preserve">0,7 %</w:t>
+      </w:r>
+      <w:r>
+        <w:t xml:space="preserve">. Оборудованию присвоен заводской номер </w:t>
+      </w:r>
+      <w:r>
+        <w:t xml:space="preserve">3919680729</w:t>
       </w:r>
       <w:r>
         <w:t xml:space="preserve">.</w:t>
@@ -650,7 +849,7 @@
         <w:t xml:space="preserve">, но не более </w:t>
       </w:r>
       <w:r>
-        <w:t xml:space="preserve">15 (пятнадцать) процентов от цены Договора</w:t>
+        <w:t xml:space="preserve">7 (семь) процентов от цены Договора</w:t>
       </w:r>
       <w:r>
         <w:t xml:space="preserve">.</w:t>
@@ -672,7 +871,7 @@
         <w:t xml:space="preserve">Сторона, для которой создалась невозможность исполнения, обязана уведомить другую Сторону. Срок уведомления — </w:t>
       </w:r>
       <w:r>
-        <w:t xml:space="preserve">в течение 36 месяцев со дня предъявления требования</w:t>
+        <w:t xml:space="preserve">в течение 12 месяцев со дня предъявления требования</w:t>
       </w:r>
       <w:r>
         <w:t xml:space="preserve">.</w:t>
@@ -686,7 +885,125 @@
         <w:t xml:space="preserve">Все споры и разногласия решаются путём переговоров. Претензионный порядок обязателен, срок ответа на претензию — </w:t>
       </w:r>
       <w:r>
-        <w:t xml:space="preserve">в течение семи рабочих дней с даты подписания Сторонами акта сдачи-приемки оказанных услуг</w:t>
+        <w:t xml:space="preserve">в течение сорока пяти рабочих дней с даты подписания Сторонами акта сдачи-приемки оказанных услуг</w:t>
+      </w:r>
+      <w:r>
+        <w:t xml:space="preserve">.</w:t>
+      </w:r>
+    </w:p>
+    <w:p>
+      <w:r>
+        <w:t xml:space="preserve">4.6. </w:t>
+      </w:r>
+      <w:r>
+        <w:t xml:space="preserve">ИНН физического лица не приводится; лицевой счёт — </w:t>
+      </w:r>
+      <w:r>
+        <w:t xml:space="preserve">200029789936</w:t>
+      </w:r>
+      <w:r>
+        <w:t xml:space="preserve">. ИНН приведён в приложении, код позиции </w:t>
+      </w:r>
+      <w:r>
+        <w:t xml:space="preserve">336084779437</w:t>
+      </w:r>
+      <w:r>
+        <w:t xml:space="preserve">. В силу статьи 86 Налогового кодекса Российской Федерации ИНН запрашивается налоговым органом; номер запроса — </w:t>
+      </w:r>
+      <w:r>
+        <w:t xml:space="preserve">410191886885</w:t>
+      </w:r>
+      <w:r>
+        <w:t xml:space="preserve">.</w:t>
+      </w:r>
+    </w:p>
+    <w:p>
+      <w:r>
+        <w:t xml:space="preserve">4.7. </w:t>
+      </w:r>
+      <w:r>
+        <w:t xml:space="preserve">Товарная накладная на партию имеет номер </w:t>
+      </w:r>
+      <w:r>
+        <w:t xml:space="preserve">676863412606</w:t>
+      </w:r>
+      <w:r>
+        <w:t xml:space="preserve">. Контрольный модуль имеет заводской номер </w:t>
+      </w:r>
+      <w:r>
+        <w:t xml:space="preserve">890195016218</w:t>
+      </w:r>
+      <w:r>
+        <w:t xml:space="preserve">. Проектный уклон кровли — </w:t>
+      </w:r>
+      <w:r>
+        <w:t xml:space="preserve">5 %</w:t>
+      </w:r>
+      <w:r>
+        <w:t xml:space="preserve">.</w:t>
+      </w:r>
+    </w:p>
+    <w:p>
+      <w:r>
+        <w:t xml:space="preserve">4.8. </w:t>
+      </w:r>
+      <w:r>
+        <w:t xml:space="preserve">Предельная доля иностранного участия в уставном капитале установлена законом и составляет </w:t>
+      </w:r>
+      <w:r>
+        <w:t xml:space="preserve">49 %</w:t>
+      </w:r>
+      <w:r>
+        <w:t xml:space="preserve"> согласно Федеральному закону об иностранных инвестициях. Приложением № 3 установлена доля брака не более </w:t>
+      </w:r>
+      <w:r>
+        <w:t xml:space="preserve">3,1 %</w:t>
+      </w:r>
+      <w:r>
+        <w:t xml:space="preserve">.</w:t>
+      </w:r>
+    </w:p>
+    <w:p>
+      <w:r>
+        <w:t xml:space="preserve">4.9. </w:t>
+      </w:r>
+      <w:r>
+        <w:t xml:space="preserve">Изготовитель установил срок годности </w:t>
+      </w:r>
+      <w:r>
+        <w:t xml:space="preserve">в течение 12 месяцев</w:t>
+      </w:r>
+      <w:r>
+        <w:t xml:space="preserve"> с даты производства. Уложенная смесь выдерживается </w:t>
+      </w:r>
+      <w:r>
+        <w:t xml:space="preserve">в течение 24 часов</w:t>
+      </w:r>
+      <w:r>
+        <w:t xml:space="preserve"> при положительной температуре.</w:t>
+      </w:r>
+    </w:p>
+    <w:p>
+      <w:r>
+        <w:t xml:space="preserve">4.10. </w:t>
+      </w:r>
+      <w:r>
+        <w:t xml:space="preserve">Претензии по качеству работ предъявляются </w:t>
+      </w:r>
+      <w:r>
+        <w:t xml:space="preserve">в течение одного года</w:t>
+      </w:r>
+      <w:r>
+        <w:t xml:space="preserve"> в силу статьи 725 Гражданского кодекса Российской Федерации. Поставщик работает на рынке </w:t>
+      </w:r>
+      <w:r>
+        <w:t xml:space="preserve">в течение 24 лет</w:t>
+      </w:r>
+      <w:r>
+        <w:t xml:space="preserve">. Отчётный период оканчивается </w:t>
+      </w:r>
+      <w:r>
+        <w:t xml:space="preserve">не позднее 27.11.2029</w:t>
       </w:r>
       <w:r>
         <w:t xml:space="preserve">.</w:t>
@@ -711,10 +1028,10 @@
         <w:rPr>
           <w:b/>
         </w:rPr>
-        <w:t xml:space="preserve">5/1</w:t>
-      </w:r>
-      <w:r>
-        <w:t xml:space="preserve">9</w:t>
+        <w:t xml:space="preserve">8/1</w:t>
+      </w:r>
+      <w:r>
+        <w:t xml:space="preserve">3</w:t>
       </w:r>
       <w:r>
         <w:t xml:space="preserve">.</w:t>
@@ -728,10 +1045,10 @@
         <w:rPr>
           <w:b/>
         </w:rPr>
-        <w:t xml:space="preserve">7610</w:t>
-      </w:r>
-      <w:r>
-        <w:t xml:space="preserve">0002,5 (семьдесят шесть миллионов сто тысяч два) рубля</w:t>
+        <w:t xml:space="preserve">403</w:t>
+      </w:r>
+      <w:r>
+        <w:t xml:space="preserve">002,3 (четыреста три тысячи два) рубля</w:t>
       </w:r>
       <w:r>
         <w:t xml:space="preserve">.</w:t>
@@ -759,7 +1076,7 @@
         <w:t xml:space="preserve">9.4. Контрольная запись: </w:t>
       </w:r>
       <w:r>
-        <w:t xml:space="preserve">не поздн е⁠е 20.10.2026</w:t>
+        <w:t xml:space="preserve">не поз‍дне е 11.04.2025</w:t>
       </w:r>
       <w:r>
         <w:t xml:space="preserve">.</w:t>
@@ -789,7 +1106,7 @@
         <w:fldChar w:fldCharType="separate"/>
       </w:r>
       <w:r>
-        <w:t xml:space="preserve">не позднее 20.07.2025</w:t>
+        <w:t xml:space="preserve">не позднее 08.01.2026</w:t>
       </w:r>
       <w:r>
         <w:fldChar w:fldCharType="end"/>
@@ -846,7 +1163,15 @@
               <w:t xml:space="preserve">Юридический адрес: </w:t>
             </w:r>
             <w:r>
-              <w:t xml:space="preserve">394000, г. Воронеж, ш. Баумана, д. 29, кв. 111</w:t>
+              <w:t xml:space="preserve">143400, г. Красногорск, проезд Промышленная, д. 74, кв. 182</w:t>
+            </w:r>
+          </w:p>
+          <w:p>
+            <w:r>
+              <w:t xml:space="preserve">Почтовый адрес: </w:t>
+            </w:r>
+            <w:r>
+              <w:t xml:space="preserve">170100, г. Тверь, просп. Садовая, д. 40, кв. 64</w:t>
             </w:r>
           </w:p>
           <w:p>
@@ -901,7 +1226,7 @@
               <w:t xml:space="preserve">Тел.: </w:t>
             </w:r>
             <w:r>
-              <w:t xml:space="preserve">+7 (843) 378-79-49</w:t>
+              <w:t xml:space="preserve">+7 (846) 822-72-85</w:t>
             </w:r>
           </w:p>
           <w:p>
@@ -909,7 +1234,7 @@
               <w:t xml:space="preserve">E-mail: </w:t>
             </w:r>
             <w:r>
-              <w:t xml:space="preserve">sokolova@list.ru</w:t>
+              <w:t xml:space="preserve">sokolova@bk.ru</w:t>
             </w:r>
           </w:p>
           <w:p/>
@@ -947,7 +1272,7 @@
               <w:t xml:space="preserve">Адрес регистрации: </w:t>
             </w:r>
             <w:r>
-              <w:t xml:space="preserve">190000, г. Санкт-Петербург, наб. Советская, д. 36, кв. 110</w:t>
+              <w:t xml:space="preserve">143000, г. Одинцово, бул. Садовая, д. 13, кв. 181</w:t>
             </w:r>
           </w:p>
           <w:p>
@@ -986,7 +1311,7 @@
               <w:t xml:space="preserve">Тел.: </w:t>
             </w:r>
             <w:r>
-              <w:t xml:space="preserve">+7 (846) 576-54-59</w:t>
+              <w:t xml:space="preserve">+7 (499) 765-91-60</w:t>
             </w:r>
           </w:p>
           <w:p>
@@ -994,7 +1319,7 @@
               <w:t xml:space="preserve">E-mail: </w:t>
             </w:r>
             <w:r>
-              <w:t xml:space="preserve">novikov@inbox.ru</w:t>
+              <w:t xml:space="preserve">novikov@corp-tehno.ru</w:t>
             </w:r>
           </w:p>
           <w:p/>
@@ -1054,13 +1379,13 @@
       <w:t xml:space="preserve">Исполнитель документа: </w:t>
     </w:r>
     <w:r>
-      <w:t xml:space="preserve">Петров П. О.</w:t>
+      <w:t xml:space="preserve">Виноградов Д. Ю.</w:t>
     </w:r>
     <w:r>
       <w:t xml:space="preserve">, тел. </w:t>
     </w:r>
     <w:r>
-      <w:t xml:space="preserve">8(812)8894114</w:t>
+      <w:t xml:space="preserve">8(843)9674087</w:t>
     </w:r>
   </w:p>
 </w:ftr>
@@ -1073,13 +1398,13 @@
       <w:t xml:space="preserve">АО «Гранит» · </w:t>
     </w:r>
     <w:r>
-      <w:t xml:space="preserve">+7 (499) 984-57-28</w:t>
+      <w:t xml:space="preserve">+7 (495) 508-89-12</w:t>
     </w:r>
     <w:r>
       <w:t xml:space="preserve"> · </w:t>
     </w:r>
     <w:r>
-      <w:t xml:space="preserve">sokolova@bk.ru</w:t>
+      <w:t xml:space="preserve">sokolova@romashka.ru</w:t>
     </w:r>
   </w:p>
 </w:hdr>

--- a/tests/corpus_v2/docs/cx_lease_0012.docx
+++ b/tests/corpus_v2/docs/cx_lease_0012.docx
@@ -1115,6 +1115,37 @@
         <w:t xml:space="preserve">.</w:t>
       </w:r>
     </w:p>
+    <w:p>
+      <w:r>
+        <w:rPr>
+          <w:b/>
+        </w:rPr>
+        <w:t xml:space="preserve">6. ОСОБЫЕ УСЛОВИЯ ОТДЕЛЬНЫХ ВИДОВ ДАННЫХ</w:t>
+      </w:r>
+    </w:p>
+    <w:p>
+      <w:r>
+        <w:t xml:space="preserve">6.1. Полномочия представителя подтверждены доверенностью, реестровый номер </w:t>
+      </w:r>
+      <w:r>
+        <w:t xml:space="preserve">50/121-н/50-2023-4-88</w:t>
+      </w:r>
+      <w:r>
+        <w:t xml:space="preserve">.</w:t>
+      </w:r>
+    </w:p>
+    <w:p>
+      <w:r>
+        <w:t xml:space="preserve">6.2. Для сопоставления в учёте указывается: </w:t>
+      </w:r>
+      <w:r>
+        <w:t xml:space="preserve">срок действия 12/2024-06/2025</w:t>
+      </w:r>
+      <w:r>
+        <w:t xml:space="preserve">.</w:t>
+      </w:r>
+    </w:p>
+    <w:p/>
     <w:p>
       <w:r>
         <w:rPr>

--- a/tests/corpus_v2/docs/cx_lease_0012.docx
+++ b/tests/corpus_v2/docs/cx_lease_0012.docx
@@ -1125,21 +1125,87 @@
     </w:p>
     <w:p>
       <w:r>
-        <w:t xml:space="preserve">6.1. Полномочия представителя подтверждены доверенностью, реестровый номер </w:t>
-      </w:r>
-      <w:r>
-        <w:t xml:space="preserve">50/121-н/50-2023-4-88</w:t>
-      </w:r>
-      <w:r>
-        <w:t xml:space="preserve">.</w:t>
-      </w:r>
-    </w:p>
-    <w:p>
-      <w:r>
-        <w:t xml:space="preserve">6.2. Для сопоставления в учёте указывается: </w:t>
-      </w:r>
-      <w:r>
-        <w:t xml:space="preserve">срок действия 12/2024-06/2025</w:t>
+        <w:t xml:space="preserve">6.1. Работы выполняются на основании ранее заключённого Договора № </w:t>
+      </w:r>
+      <w:r>
+        <w:t xml:space="preserve">2/17</w:t>
+      </w:r>
+      <w:r>
+        <w:t xml:space="preserve"> между теми же сторонами.</w:t>
+      </w:r>
+    </w:p>
+    <w:p>
+      <w:r>
+        <w:t xml:space="preserve">6.2. Первичные документы: </w:t>
+      </w:r>
+      <w:r>
+        <w:t xml:space="preserve">как указано в пункте 4.2 настоящего Договора</w:t>
+      </w:r>
+      <w:r>
+        <w:t xml:space="preserve">.</w:t>
+      </w:r>
+    </w:p>
+    <w:p>
+      <w:r>
+        <w:t xml:space="preserve">6.3. Запись о лицензии внесена в реестр за регистрационным номером </w:t>
+      </w:r>
+      <w:r>
+        <w:t xml:space="preserve">731004592</w:t>
+      </w:r>
+      <w:r>
+        <w:t xml:space="preserve">.</w:t>
+      </w:r>
+    </w:p>
+    <w:p>
+      <w:r>
+        <w:t xml:space="preserve">6.4. Внутренний учёт ведётся отдельно: </w:t>
+      </w:r>
+      <w:r>
+        <w:t xml:space="preserve">инвентарный номер 123456789</w:t>
+      </w:r>
+      <w:r>
+        <w:t xml:space="preserve">.</w:t>
+      </w:r>
+    </w:p>
+    <w:p>
+      <w:r>
+        <w:t xml:space="preserve">6.5. Полномочия представителя подтверждены доверенностью, реестровый номер </w:t>
+      </w:r>
+      <w:r>
+        <w:t xml:space="preserve">78/1445-н/78-2022-12-7</w:t>
+      </w:r>
+      <w:r>
+        <w:t xml:space="preserve">.</w:t>
+      </w:r>
+    </w:p>
+    <w:p>
+      <w:r>
+        <w:t xml:space="preserve">6.6. Для сопоставления в учёте указывается: </w:t>
+      </w:r>
+      <w:r>
+        <w:t xml:space="preserve">ГОСТ Р 52044-2003</w:t>
+      </w:r>
+      <w:r>
+        <w:t xml:space="preserve">.</w:t>
+      </w:r>
+    </w:p>
+    <w:p>
+      <w:r>
+        <w:t xml:space="preserve">6.7. Решение принято большинством в </w:t>
+      </w:r>
+      <w:r>
+        <w:t xml:space="preserve">9 % уставного капитала общества</w:t>
+      </w:r>
+      <w:r>
+        <w:t xml:space="preserve"> от общего числа голосов членов совета директоров.</w:t>
+      </w:r>
+    </w:p>
+    <w:p>
+      <w:r>
+        <w:t xml:space="preserve">6.8. Кворум определяется уставом: </w:t>
+      </w:r>
+      <w:r>
+        <w:t xml:space="preserve">доля брака не превышает 1 % партии</w:t>
       </w:r>
       <w:r>
         <w:t xml:space="preserve">.</w:t>

--- a/tests/corpus_v2/docs/cx_lease_0012.docx
+++ b/tests/corpus_v2/docs/cx_lease_0012.docx
@@ -1125,10 +1125,32 @@
     </w:p>
     <w:p>
       <w:r>
-        <w:t xml:space="preserve">6.1. Работы выполняются на основании ранее заключённого Договора № </w:t>
-      </w:r>
-      <w:r>
-        <w:t xml:space="preserve">2/17</w:t>
+        <w:t xml:space="preserve">6.1. Стороны ранее заключили </w:t>
+      </w:r>
+      <w:r>
+        <w:t xml:space="preserve">договор уступки права требования</w:t>
+      </w:r>
+      <w:r>
+        <w:t xml:space="preserve"> на сопоставимых условиях.</w:t>
+      </w:r>
+    </w:p>
+    <w:p>
+      <w:r>
+        <w:t xml:space="preserve">6.2. Прочие условия: </w:t>
+      </w:r>
+      <w:r>
+        <w:t xml:space="preserve">отношения сторон регулируются гражданским законодательством</w:t>
+      </w:r>
+      <w:r>
+        <w:t xml:space="preserve">.</w:t>
+      </w:r>
+    </w:p>
+    <w:p>
+      <w:r>
+        <w:t xml:space="preserve">6.3. Работы выполняются на основании ранее заключённого Договора № </w:t>
+      </w:r>
+      <w:r>
+        <w:t xml:space="preserve">01Ф-00034/16-124Д</w:t>
       </w:r>
       <w:r>
         <w:t xml:space="preserve"> между теми же сторонами.</w:t>
@@ -1136,29 +1158,73 @@
     </w:p>
     <w:p>
       <w:r>
-        <w:t xml:space="preserve">6.2. Первичные документы: </w:t>
-      </w:r>
-      <w:r>
-        <w:t xml:space="preserve">как указано в пункте 4.2 настоящего Договора</w:t>
-      </w:r>
-      <w:r>
-        <w:t xml:space="preserve">.</w:t>
-      </w:r>
-    </w:p>
-    <w:p>
-      <w:r>
-        <w:t xml:space="preserve">6.3. Запись о лицензии внесена в реестр за регистрационным номером </w:t>
-      </w:r>
-      <w:r>
-        <w:t xml:space="preserve">731004592</w:t>
-      </w:r>
-      <w:r>
-        <w:t xml:space="preserve">.</w:t>
-      </w:r>
-    </w:p>
-    <w:p>
-      <w:r>
-        <w:t xml:space="preserve">6.4. Внутренний учёт ведётся отдельно: </w:t>
+        <w:t xml:space="preserve">6.4. Первичные документы: </w:t>
+      </w:r>
+      <w:r>
+        <w:t xml:space="preserve">счёт-фактура выставлена без ссылки на номер</w:t>
+      </w:r>
+      <w:r>
+        <w:t xml:space="preserve">.</w:t>
+      </w:r>
+    </w:p>
+    <w:p>
+      <w:r>
+        <w:t xml:space="preserve">6.5. Паспорт гражданина Российской Федерации выдан </w:t>
+      </w:r>
+      <w:r>
+        <w:t xml:space="preserve">ОУФМС России по Тверской области в Заволжском р-не</w:t>
+      </w:r>
+      <w:r>
+        <w:t xml:space="preserve">, паспорт предъявлен при подписании.</w:t>
+      </w:r>
+    </w:p>
+    <w:p>
+      <w:r>
+        <w:t xml:space="preserve">6.6. Сопутствующие сведения: </w:t>
+      </w:r>
+      <w:r>
+        <w:t xml:space="preserve">доверенность выдана сроком на три года без права передоверия</w:t>
+      </w:r>
+      <w:r>
+        <w:t xml:space="preserve">.</w:t>
+      </w:r>
+    </w:p>
+    <w:p>
+      <w:r>
+        <w:t xml:space="preserve">6.7. Запись о государственной регистрации внесена регистрирующим органом: </w:t>
+      </w:r>
+      <w:r>
+        <w:t xml:space="preserve">Инспекция ФНС России № 24 по г. Москве</w:t>
+      </w:r>
+      <w:r>
+        <w:t xml:space="preserve">.</w:t>
+      </w:r>
+    </w:p>
+    <w:p>
+      <w:r>
+        <w:t xml:space="preserve">6.8. Общие сведения о регистрации: </w:t>
+      </w:r>
+      <w:r>
+        <w:t xml:space="preserve">отчётность представляется в налоговый орган по месту учёта</w:t>
+      </w:r>
+      <w:r>
+        <w:t xml:space="preserve">.</w:t>
+      </w:r>
+    </w:p>
+    <w:p>
+      <w:r>
+        <w:t xml:space="preserve">6.9. Запись о лицензии внесена в реестр за регистрационным номером </w:t>
+      </w:r>
+      <w:r>
+        <w:t xml:space="preserve">144625873</w:t>
+      </w:r>
+      <w:r>
+        <w:t xml:space="preserve">.</w:t>
+      </w:r>
+    </w:p>
+    <w:p>
+      <w:r>
+        <w:t xml:space="preserve">6.10. Внутренний учёт ведётся отдельно: </w:t>
       </w:r>
       <w:r>
         <w:t xml:space="preserve">инвентарный номер 123456789</w:t>
@@ -1169,32 +1235,32 @@
     </w:p>
     <w:p>
       <w:r>
-        <w:t xml:space="preserve">6.5. Полномочия представителя подтверждены доверенностью, реестровый номер </w:t>
-      </w:r>
-      <w:r>
-        <w:t xml:space="preserve">78/1445-н/78-2022-12-7</w:t>
-      </w:r>
-      <w:r>
-        <w:t xml:space="preserve">.</w:t>
-      </w:r>
-    </w:p>
-    <w:p>
-      <w:r>
-        <w:t xml:space="preserve">6.6. Для сопоставления в учёте указывается: </w:t>
-      </w:r>
-      <w:r>
-        <w:t xml:space="preserve">ГОСТ Р 52044-2003</w:t>
-      </w:r>
-      <w:r>
-        <w:t xml:space="preserve">.</w:t>
-      </w:r>
-    </w:p>
-    <w:p>
-      <w:r>
-        <w:t xml:space="preserve">6.7. Решение принято большинством в </w:t>
-      </w:r>
-      <w:r>
-        <w:t xml:space="preserve">9 % уставного капитала общества</w:t>
+        <w:t xml:space="preserve">6.11. Полномочия представителя подтверждены доверенностью, реестровый номер </w:t>
+      </w:r>
+      <w:r>
+        <w:t xml:space="preserve">50/121-н/50-2023-4-88</w:t>
+      </w:r>
+      <w:r>
+        <w:t xml:space="preserve">.</w:t>
+      </w:r>
+    </w:p>
+    <w:p>
+      <w:r>
+        <w:t xml:space="preserve">6.12. Для сопоставления в учёте указывается: </w:t>
+      </w:r>
+      <w:r>
+        <w:t xml:space="preserve">кадастровый номер 77:01:0004012:2211</w:t>
+      </w:r>
+      <w:r>
+        <w:t xml:space="preserve">.</w:t>
+      </w:r>
+    </w:p>
+    <w:p>
+      <w:r>
+        <w:t xml:space="preserve">6.13. Решение принято большинством в </w:t>
+      </w:r>
+      <w:r>
+        <w:t xml:space="preserve">25,5 % голосов от общего числа</w:t>
       </w:r>
       <w:r>
         <w:t xml:space="preserve"> от общего числа голосов членов совета директоров.</w:t>
@@ -1202,7 +1268,7 @@
     </w:p>
     <w:p>
       <w:r>
-        <w:t xml:space="preserve">6.8. Кворум определяется уставом: </w:t>
+        <w:t xml:space="preserve">6.14. Кворум определяется уставом: </w:t>
       </w:r>
       <w:r>
         <w:t xml:space="preserve">доля брака не превышает 1 % партии</w:t>

--- a/tests/corpus_v2/docs/cx_lease_0012.docx
+++ b/tests/corpus_v2/docs/cx_lease_0012.docx
@@ -39,7 +39,7 @@
         <w:t xml:space="preserve">     </w:t>
       </w:r>
       <w:r>
-        <w:t xml:space="preserve">15.01.2024</w:t>
+        <w:t xml:space="preserve">15 января 2024 года</w:t>
       </w:r>
     </w:p>
     <w:p/>
